--- a/templates/t00c5eb8b31bc.docx
+++ b/templates/t00c5eb8b31bc.docx
@@ -1,94 +1,88 @@
 
 <file path=word/document.xml><?xml version="1.0" encoding="utf-8"?>
-<w:document xmlns:wpc="http://schemas.microsoft.com/office/word/2010/wordprocessingCanvas" xmlns:mc="http://schemas.openxmlformats.org/markup-compatibility/2006" xmlns:o="urn:schemas-microsoft-com:office:office" xmlns:r="http://schemas.openxmlformats.org/officeDocument/2006/relationships" xmlns:m="http://schemas.openxmlformats.org/officeDocument/2006/math" xmlns:v="urn:schemas-microsoft-com:vml" xmlns:wp14="http://schemas.microsoft.com/office/word/2010/wordprocessingDrawing" xmlns:wp="http://schemas.openxmlformats.org/drawingml/2006/wordprocessingDrawing" xmlns:w10="urn:schemas-microsoft-com:office:word" xmlns:w="http://schemas.openxmlformats.org/wordprocessingml/2006/main" xmlns:w14="http://schemas.microsoft.com/office/word/2010/wordml" xmlns:w15="http://schemas.microsoft.com/office/word/2012/wordml" xmlns:wpg="http://schemas.microsoft.com/office/word/2010/wordprocessingGroup" xmlns:wpi="http://schemas.microsoft.com/office/word/2010/wordprocessingInk" xmlns:wne="http://schemas.microsoft.com/office/word/2006/wordml" xmlns:wps="http://schemas.microsoft.com/office/word/2010/wordprocessingShape" xmlns:cx="http://schemas.microsoft.com/office/drawing/2014/chartex" xmlns:cx1="http://schemas.microsoft.com/office/drawing/2015/9/8/chartex" xmlns:cx2="http://schemas.microsoft.com/office/drawing/2015/10/21/chartex" xmlns:cx3="http://schemas.microsoft.com/office/drawing/2016/5/9/chartex" xmlns:cx4="http://schemas.microsoft.com/office/drawing/2016/5/10/chartex" xmlns:cx5="http://schemas.microsoft.com/office/drawing/2016/5/11/chartex" xmlns:cx6="http://schemas.microsoft.com/office/drawing/2016/5/12/chartex" xmlns:cx7="http://schemas.microsoft.com/office/drawing/2016/5/13/chartex" xmlns:cx8="http://schemas.microsoft.com/office/drawing/2016/5/14/chartex" xmlns:aink="http://schemas.microsoft.com/office/drawing/2016/ink" xmlns:am3d="http://schemas.microsoft.com/office/drawing/2017/model3d" xmlns:w16cex="http://schemas.microsoft.com/office/word/2018/wordml/cex" xmlns:w16cid="http://schemas.microsoft.com/office/word/2016/wordml/cid" xmlns:w16="http://schemas.microsoft.com/office/word/2018/wordml" xmlns:w16sdtdh="http://schemas.microsoft.com/office/word/2020/wordml/sdtdatahash" xmlns:w16se="http://schemas.microsoft.com/office/word/2015/wordml/symex" mc:Ignorable="w14 w15 wp14">
+<w:document xmlns:wpc="http://schemas.microsoft.com/office/word/2010/wordprocessingCanvas" xmlns:cx="http://schemas.microsoft.com/office/drawing/2014/chartex" xmlns:mc="http://schemas.openxmlformats.org/markup-compatibility/2006" xmlns:o="urn:schemas-microsoft-com:office:office" xmlns:r="http://schemas.openxmlformats.org/officeDocument/2006/relationships" xmlns:m="http://schemas.openxmlformats.org/officeDocument/2006/math" xmlns:v="urn:schemas-microsoft-com:vml" xmlns:wp14="http://schemas.microsoft.com/office/word/2010/wordprocessingDrawing" xmlns:wp="http://schemas.openxmlformats.org/drawingml/2006/wordprocessingDrawing" xmlns:w10="urn:schemas-microsoft-com:office:word" xmlns:w="http://schemas.openxmlformats.org/wordprocessingml/2006/main" xmlns:w14="http://schemas.microsoft.com/office/word/2010/wordml" xmlns:w15="http://schemas.microsoft.com/office/word/2012/wordml" xmlns:w16se="http://schemas.microsoft.com/office/word/2015/wordml/symex" xmlns:wpg="http://schemas.microsoft.com/office/word/2010/wordprocessingGroup" xmlns:wpi="http://schemas.microsoft.com/office/word/2010/wordprocessingInk" xmlns:wne="http://schemas.microsoft.com/office/word/2006/wordml" xmlns:wps="http://schemas.microsoft.com/office/word/2010/wordprocessingShape" mc:Ignorable="w14 w15 w16se wp14">
   <w:body>
     <w:p>
       <w:pPr>
         <w:bidi/>
-        <w:spacing w:after="160" w:before="120"/>
-      </w:pPr>
-      <w:r>
+        <w:spacing w:before="120" w:after="160"/>
         <w:rPr>
           <w:b/>
           <w:bCs/>
-          <w:sz w:val="32"/>
-          <w:szCs w:val="32"/>
-          <w:rtl/>
         </w:rPr>
-        <w:t>حضر وكيل {{ UI_APP }} المحامي {{ AGENT_NAME }} وقال:</w:t>
+      </w:pPr>
+      <w:r>
+        <w:rPr>
+          <w:rFonts w:hint="cs"/>
+          <w:b/>
+          <w:bCs/>
+        </w:rPr>
+        <w:t>{{التوريدات}}</w:t>
       </w:r>
     </w:p>
     <w:p>
       <w:pPr>
         <w:bidi/>
-        <w:spacing w:after="220" w:before="140"/>
-      </w:pPr>
-      <w:r>
-        <w:rPr>
-          <w:sz w:val="32"/>
-          <w:szCs w:val="32"/>
-          <w:rtl/>
-        </w:rPr>
-        <w:t>ألتمس من مقام رئاسة التنفيذ الموقرة تسطير إخطار تنفيذي موجه للكفيل وتبليغه حسب الأصول وإلزامه بالسداد تحت طائلة اتخاذ الإجراءات التنفيذية بحقه. سنداً لأحكام قانون التنفيذ الأردني والقانون المدني وتسطير الكتب اللازمة للجهات ذات العلاقة حسب الأصول.</w:t>
-      </w:r>
-    </w:p>
-    <w:p>
-      <w:pPr>
-        <w:bidi/>
-        <w:spacing w:after="160" w:before="200"/>
-      </w:pPr>
+        <w:spacing w:before="120" w:after="160"/>
+      </w:pPr>
+      <w:bookmarkStart w:id="0" w:name="_GoBack"/>
       <w:r>
         <w:rPr>
           <w:b/>
           <w:bCs/>
-          <w:sz w:val="32"/>
-          <w:szCs w:val="32"/>
-          <w:rtl/>
         </w:rPr>
-        <w:t xml:space="preserve">و عليه ترفع الاوراق لرئاسة التنفيذ لاجراء المقتضى القانوني حسب الاصول</w:t>
+        <w:t>حضر وكيل {{ UI_APP }} المحامي {{ AGENT_NAME }} وقال:</w:t>
       </w:r>
     </w:p>
     <w:p>
       <w:pPr>
         <w:bidi/>
-        <w:spacing w:after="400" w:before="160"/>
+        <w:spacing w:before="140" w:after="220"/>
+      </w:pPr>
+      <w:r>
+        <w:t xml:space="preserve">ألتمس من رئاسة التنفيذ الموقرة تسطير إخطار تنفيذي موجه للكفيل وتبليغه حسب الأصول وإلزامه بالسداد تحت طائلة اتخاذ الإجراءات التنفيذية بحقه. سنداً لأحكام قانون التنفيذ الأردني والقانون المدني وتكليف مأمور التنفيذ بتسطير الكتب اللازمة لذلك حسب الأصول.</w:t>
+      </w:r>
+    </w:p>
+    <w:p>
+      <w:pPr>
+        <w:bidi/>
+        <w:spacing w:before="200" w:after="160"/>
       </w:pPr>
       <w:r>
         <w:rPr>
           <w:b/>
           <w:bCs/>
-          <w:sz w:val="32"/>
-          <w:szCs w:val="32"/>
-          <w:rtl/>
         </w:rPr>
-        <w:t>تحريرا بتاريخ : {{ TODAY_DATE }}</w:t>
+        <w:t>و عليه ترفع الاوراق لرئاسة التنفيذ للإطلاع .</w:t>
       </w:r>
     </w:p>
     <w:p>
       <w:pPr>
-        <w:rPr>
-          <w:sz w:val="32"/>
-          <w:szCs w:val="32"/>
-          <w:rtl/>
-          <w:lang w:bidi="ar-JO"/>
-        </w:rPr>
-      </w:pPr>
-      <w:r>
-        <w:rPr>
-          <w:rFonts w:hint="cs"/>
-          <w:sz w:val="32"/>
-          <w:szCs w:val="32"/>
-          <w:rtl/>
-          <w:lang w:bidi="ar-JO"/>
-        </w:rPr>
-        <w:t xml:space="preserve">وكيل </w:t>
-      </w:r>
+        <w:bidi/>
+        <w:spacing w:before="160" w:after="400"/>
+      </w:pPr>
       <w:r>
         <w:rPr>
           <w:b/>
           <w:bCs/>
-          <w:sz w:val="32"/>
-          <w:szCs w:val="32"/>
+        </w:rPr>
+        <w:t>تحريرا بتاريخ : {{ TODAY_DATE }}</w:t>
+      </w:r>
+    </w:p>
+    <w:p>
+      <w:pPr>
+        <w:bidi/>
+      </w:pPr>
+      <w:r>
+        <w:rPr>
+          <w:rFonts w:hint="cs"/>
+        </w:rPr>
+        <w:t xml:space="preserve">وكيل </w:t>
+      </w:r>
+      <w:r>
+        <w:rPr>
+          <w:b/>
+          <w:bCs/>
         </w:rPr>
         <w:t xml:space="preserve">{{ </w:t>
       </w:r>
@@ -105,158 +99,80 @@
         <w:rPr>
           <w:b/>
           <w:bCs/>
-          <w:sz w:val="32"/>
-          <w:szCs w:val="32"/>
         </w:rPr>
         <w:t xml:space="preserve"> }}</w:t>
       </w:r>
       <w:r>
         <w:rPr>
           <w:rFonts w:hint="cs"/>
-          <w:sz w:val="32"/>
-          <w:szCs w:val="32"/>
-          <w:rtl/>
-          <w:lang w:bidi="ar-JO"/>
         </w:rPr>
-        <w:t xml:space="preserve">                      </w:t>
+        <w:t xml:space="preserve">                                                </w:t>
       </w:r>
       <w:r>
         <w:rPr>
           <w:rFonts w:hint="cs"/>
-          <w:sz w:val="32"/>
-          <w:szCs w:val="32"/>
-          <w:rtl/>
-          <w:lang w:bidi="ar-JO"/>
         </w:rPr>
-        <w:t xml:space="preserve">                          </w:t>
-      </w:r>
+        <w:t xml:space="preserve">      رئيس دائرة التنفيذ</w:t>
+      </w:r>
+    </w:p>
+    <w:p>
+      <w:pPr>
+        <w:bidi/>
+      </w:pPr>
       <w:r>
         <w:rPr>
           <w:rFonts w:hint="cs"/>
-          <w:sz w:val="32"/>
-          <w:szCs w:val="32"/>
-          <w:rtl/>
-          <w:lang w:bidi="ar-JO"/>
-        </w:rPr>
-        <w:t xml:space="preserve">      رئيس دائرة التنفيذ</w:t>
-      </w:r>
-    </w:p>
-    <w:p>
-      <w:pPr>
-        <w:rPr>
-          <w:sz w:val="32"/>
-          <w:szCs w:val="32"/>
-          <w:rtl/>
-          <w:lang w:bidi="ar-JO"/>
-        </w:rPr>
-      </w:pPr>
-      <w:r>
-        <w:rPr>
-          <w:rFonts w:hint="cs"/>
-          <w:sz w:val="32"/>
-          <w:szCs w:val="32"/>
-          <w:rtl/>
-          <w:lang w:bidi="ar-JO"/>
         </w:rPr>
         <w:t xml:space="preserve">المحامي </w:t>
       </w:r>
       <w:r>
         <w:rPr>
           <w:rFonts w:cs="Arial"/>
-          <w:sz w:val="32"/>
-          <w:szCs w:val="32"/>
-          <w:rtl/>
-          <w:lang w:bidi="ar-JO"/>
         </w:rPr>
         <w:t xml:space="preserve">{{ </w:t>
       </w:r>
       <w:r>
-        <w:rPr>
-          <w:sz w:val="32"/>
-          <w:szCs w:val="32"/>
-          <w:lang w:bidi="ar-JO"/>
-        </w:rPr>
         <w:t>AGENT_NAME }}</w:t>
       </w:r>
-      <w:bookmarkStart w:id="0" w:name="_GoBack"/>
-      <w:bookmarkEnd w:id="0"/>
     </w:p>
     <w:p>
       <w:pPr>
         <w:tabs>
           <w:tab w:val="left" w:pos="1421"/>
         </w:tabs>
-        <w:rPr>
-          <w:sz w:val="32"/>
-          <w:szCs w:val="32"/>
-          <w:rtl/>
-          <w:lang w:bidi="ar-JO"/>
-        </w:rPr>
-      </w:pPr>
-      <w:r>
-        <w:rPr>
-          <w:sz w:val="32"/>
-          <w:szCs w:val="32"/>
-        </w:rPr>
-        <w:t>{</w:t>
-      </w:r>
-      <w:proofErr w:type="gramStart"/>
-      <w:r>
-        <w:rPr>
-          <w:sz w:val="32"/>
-          <w:szCs w:val="32"/>
-        </w:rPr>
-        <w:t>{ SIGNATURE</w:t>
-      </w:r>
-      <w:proofErr w:type="gramEnd"/>
-      <w:r>
-        <w:rPr>
-          <w:sz w:val="32"/>
-          <w:szCs w:val="32"/>
-        </w:rPr>
-        <w:t xml:space="preserve"> }}</w:t>
+        <w:bidi/>
+      </w:pPr>
+      <w:r>
+        <w:t>{{ SIGNATURE }}</w:t>
       </w:r>
     </w:p>
     <w:p>
       <w:pPr>
-        <w:rPr>
-          <w:rtl/>
-          <w:lang w:bidi="ar-JO"/>
-        </w:rPr>
-      </w:pPr>
-      <w:r>
-        <w:t xml:space="preserve">{{STAMP}}</w:t>
+        <w:bidi/>
+      </w:pPr>
+      <w:r>
+        <w:t>{{STAMP}}</w:t>
       </w:r>
     </w:p>
     <w:sectPr>
-      <w:headerReference w:type="default" r:id="rId9"/>
-      <w:footerReference w:type="default" r:id="rId10"/>
-      <w:pgSz w:w="11906" w:h="16838" w:orient="portrait"/>
+      <w:headerReference w:type="default" r:id="rId7"/>
+      <w:footerReference w:type="default" r:id="rId8"/>
+      <w:pgSz w:w="11906" w:h="16838"/>
       <w:pgMar w:top="1440" w:right="1440" w:bottom="1440" w:left="1440" w:header="708" w:footer="708" w:gutter="0"/>
-      <w:pgNumType/>
+      <w:cols w:space="720"/>
       <w:docGrid w:linePitch="360"/>
     </w:sectPr>
   </w:body>
 </w:document>
 </file>
 
-<file path=word/comments.xml><?xml version="1.0" encoding="utf-8"?>
-<w:comments xmlns:cx="http://schemas.microsoft.com/office/drawing/2014/chartex" xmlns:cx1="http://schemas.microsoft.com/office/drawing/2015/9/8/chartex" xmlns:cx2="http://schemas.microsoft.com/office/drawing/2015/10/21/chartex" xmlns:cx3="http://schemas.microsoft.com/office/drawing/2016/5/9/chartex" xmlns:cx4="http://schemas.microsoft.com/office/drawing/2016/5/10/chartex" xmlns:cx5="http://schemas.microsoft.com/office/drawing/2016/5/11/chartex" xmlns:cx6="http://schemas.microsoft.com/office/drawing/2016/5/12/chartex" xmlns:cx7="http://schemas.microsoft.com/office/drawing/2016/5/13/chartex" xmlns:cx8="http://schemas.microsoft.com/office/drawing/2016/5/14/chartex" xmlns:mc="http://schemas.openxmlformats.org/markup-compatibility/2006" xmlns:aink="http://schemas.microsoft.com/office/drawing/2016/ink" xmlns:am3d="http://schemas.microsoft.com/office/drawing/2017/model3d" xmlns:o="urn:schemas-microsoft-com:office:office" xmlns:r="http://schemas.openxmlformats.org/officeDocument/2006/relationships" xmlns:m="http://schemas.openxmlformats.org/officeDocument/2006/math" xmlns:v="urn:schemas-microsoft-com:vml" xmlns:wp14="http://schemas.microsoft.com/office/word/2010/wordprocessingDrawing" xmlns:wp="http://schemas.openxmlformats.org/drawingml/2006/wordprocessingDrawing" xmlns:w10="urn:schemas-microsoft-com:office:word" xmlns:w="http://schemas.openxmlformats.org/wordprocessingml/2006/main" xmlns:w14="http://schemas.microsoft.com/office/word/2010/wordml" xmlns:w15="http://schemas.microsoft.com/office/word/2012/wordml" xmlns:w16cex="http://schemas.microsoft.com/office/word/2018/wordml/cex" xmlns:w16cid="http://schemas.microsoft.com/office/word/2016/wordml/cid" xmlns:w16="http://schemas.microsoft.com/office/word/2018/wordml" xmlns:w16sdtdh="http://schemas.microsoft.com/office/word/2020/wordml/sdtdatahash" xmlns:w16se="http://schemas.microsoft.com/office/word/2015/wordml/symex" xmlns:wpg="http://schemas.microsoft.com/office/word/2010/wordprocessingGroup" xmlns:wpi="http://schemas.microsoft.com/office/word/2010/wordprocessingInk" xmlns:wne="http://schemas.microsoft.com/office/word/2006/wordml" xmlns:wps="http://schemas.microsoft.com/office/word/2010/wordprocessingShape"/>
-</file>
-
 <file path=word/endnotes.xml><?xml version="1.0" encoding="utf-8"?>
-<w:endnotes xmlns:wpc="http://schemas.microsoft.com/office/word/2010/wordprocessingCanvas" xmlns:mc="http://schemas.openxmlformats.org/markup-compatibility/2006" xmlns:o="urn:schemas-microsoft-com:office:office" xmlns:r="http://schemas.openxmlformats.org/officeDocument/2006/relationships" xmlns:m="http://schemas.openxmlformats.org/officeDocument/2006/math" xmlns:v="urn:schemas-microsoft-com:vml" xmlns:wp14="http://schemas.microsoft.com/office/word/2010/wordprocessingDrawing" xmlns:wp="http://schemas.openxmlformats.org/drawingml/2006/wordprocessingDrawing" xmlns:w10="urn:schemas-microsoft-com:office:word" xmlns:w="http://schemas.openxmlformats.org/wordprocessingml/2006/main" xmlns:w14="http://schemas.microsoft.com/office/word/2010/wordml" xmlns:w15="http://schemas.microsoft.com/office/word/2012/wordml" xmlns:wpg="http://schemas.microsoft.com/office/word/2010/wordprocessingGroup" xmlns:wpi="http://schemas.microsoft.com/office/word/2010/wordprocessingInk" xmlns:wne="http://schemas.microsoft.com/office/word/2006/wordml" xmlns:wps="http://schemas.microsoft.com/office/word/2010/wordprocessingShape" mc:Ignorable="w14 w15 wp14">
+<w:endnotes xmlns:wpc="http://schemas.microsoft.com/office/word/2010/wordprocessingCanvas" xmlns:cx="http://schemas.microsoft.com/office/drawing/2014/chartex" xmlns:mc="http://schemas.openxmlformats.org/markup-compatibility/2006" xmlns:o="urn:schemas-microsoft-com:office:office" xmlns:r="http://schemas.openxmlformats.org/officeDocument/2006/relationships" xmlns:m="http://schemas.openxmlformats.org/officeDocument/2006/math" xmlns:v="urn:schemas-microsoft-com:vml" xmlns:wp14="http://schemas.microsoft.com/office/word/2010/wordprocessingDrawing" xmlns:wp="http://schemas.openxmlformats.org/drawingml/2006/wordprocessingDrawing" xmlns:w10="urn:schemas-microsoft-com:office:word" xmlns:w="http://schemas.openxmlformats.org/wordprocessingml/2006/main" xmlns:w14="http://schemas.microsoft.com/office/word/2010/wordml" xmlns:w15="http://schemas.microsoft.com/office/word/2012/wordml" xmlns:w16se="http://schemas.microsoft.com/office/word/2015/wordml/symex" xmlns:wpg="http://schemas.microsoft.com/office/word/2010/wordprocessingGroup" xmlns:wpi="http://schemas.microsoft.com/office/word/2010/wordprocessingInk" xmlns:wne="http://schemas.microsoft.com/office/word/2006/wordml" xmlns:wps="http://schemas.microsoft.com/office/word/2010/wordprocessingShape" mc:Ignorable="w14 w15 w16se wp14">
   <w:endnote w:type="separator" w:id="-1">
     <w:p>
       <w:pPr>
-        <w:spacing w:after="0" w:line="240" w:lineRule="auto"/>
-      </w:pPr>
-      <w:r>
-        <w:rPr>
-          <w:rStyle w:val="EndnoteReference"/>
-        </w:rPr>
-        <w:endnoteRef/>
-      </w:r>
+        <w:spacing w:before="0" w:after="0" w:line="240" w:lineRule="auto"/>
+      </w:pPr>
       <w:r>
         <w:separator/>
       </w:r>
@@ -265,14 +181,8 @@
   <w:endnote w:type="continuationSeparator" w:id="0">
     <w:p>
       <w:pPr>
-        <w:spacing w:after="0" w:line="240" w:lineRule="auto"/>
-      </w:pPr>
-      <w:r>
-        <w:rPr>
-          <w:rStyle w:val="EndnoteReference"/>
-        </w:rPr>
-        <w:endnoteRef/>
-      </w:r>
+        <w:spacing w:before="0" w:after="0" w:line="240" w:lineRule="auto"/>
+      </w:pPr>
       <w:r>
         <w:continuationSeparator/>
       </w:r>
@@ -282,22 +192,22 @@
 </file>
 
 <file path=word/footer1.xml><?xml version="1.0" encoding="utf-8"?>
-<w:ftr xmlns:m="http://schemas.openxmlformats.org/officeDocument/2006/math" xmlns:mc="http://schemas.openxmlformats.org/markup-compatibility/2006" xmlns:mo="http://schemas.microsoft.com/office/mac/office/2008/main" xmlns:mv="urn:schemas-microsoft-com:mac:vml" xmlns:o="urn:schemas-microsoft-com:office:office" xmlns:r="http://schemas.openxmlformats.org/officeDocument/2006/relationships" xmlns:v="urn:schemas-microsoft-com:vml" xmlns:w10="urn:schemas-microsoft-com:office:word" xmlns:w14="http://schemas.microsoft.com/office/word/2010/wordml" xmlns:w="http://schemas.openxmlformats.org/wordprocessingml/2006/main" xmlns:wne="http://schemas.microsoft.com/office/word/2006/wordml" xmlns:wp14="http://schemas.microsoft.com/office/word/2010/wordprocessingDrawing" xmlns:wp="http://schemas.openxmlformats.org/drawingml/2006/wordprocessingDrawing" xmlns:wpc="http://schemas.microsoft.com/office/word/2010/wordprocessingCanvas" xmlns:wpg="http://schemas.microsoft.com/office/word/2010/wordprocessingGroup" xmlns:wpi="http://schemas.microsoft.com/office/word/2010/wordprocessingInk" xmlns:wps="http://schemas.microsoft.com/office/word/2010/wordprocessingShape" mc:Ignorable="w14 wp14"/>
+<w:ftr xmlns:wpc="http://schemas.microsoft.com/office/word/2010/wordprocessingCanvas" xmlns:cx="http://schemas.microsoft.com/office/drawing/2014/chartex" xmlns:mc="http://schemas.openxmlformats.org/markup-compatibility/2006" xmlns:o="urn:schemas-microsoft-com:office:office" xmlns:r="http://schemas.openxmlformats.org/officeDocument/2006/relationships" xmlns:m="http://schemas.openxmlformats.org/officeDocument/2006/math" xmlns:v="urn:schemas-microsoft-com:vml" xmlns:wp14="http://schemas.microsoft.com/office/word/2010/wordprocessingDrawing" xmlns:wp="http://schemas.openxmlformats.org/drawingml/2006/wordprocessingDrawing" xmlns:w10="urn:schemas-microsoft-com:office:word" xmlns:w="http://schemas.openxmlformats.org/wordprocessingml/2006/main" xmlns:w14="http://schemas.microsoft.com/office/word/2010/wordml" xmlns:w15="http://schemas.microsoft.com/office/word/2012/wordml" xmlns:w16se="http://schemas.microsoft.com/office/word/2015/wordml/symex" xmlns:wpg="http://schemas.microsoft.com/office/word/2010/wordprocessingGroup" xmlns:wpi="http://schemas.microsoft.com/office/word/2010/wordprocessingInk" xmlns:wne="http://schemas.microsoft.com/office/word/2006/wordml" xmlns:wps="http://schemas.microsoft.com/office/word/2010/wordprocessingShape" mc:Ignorable="w14 w15 w16se wp14">
+  <w:p>
+    <w:r>
+      <w:cr/>
+    </w:r>
+  </w:p>
+</w:ftr>
 </file>
 
 <file path=word/footnotes.xml><?xml version="1.0" encoding="utf-8"?>
-<w:footnotes xmlns:wpc="http://schemas.microsoft.com/office/word/2010/wordprocessingCanvas" xmlns:mc="http://schemas.openxmlformats.org/markup-compatibility/2006" xmlns:o="urn:schemas-microsoft-com:office:office" xmlns:r="http://schemas.openxmlformats.org/officeDocument/2006/relationships" xmlns:m="http://schemas.openxmlformats.org/officeDocument/2006/math" xmlns:v="urn:schemas-microsoft-com:vml" xmlns:wp14="http://schemas.microsoft.com/office/word/2010/wordprocessingDrawing" xmlns:wp="http://schemas.openxmlformats.org/drawingml/2006/wordprocessingDrawing" xmlns:w10="urn:schemas-microsoft-com:office:word" xmlns:w="http://schemas.openxmlformats.org/wordprocessingml/2006/main" xmlns:w14="http://schemas.microsoft.com/office/word/2010/wordml" xmlns:w15="http://schemas.microsoft.com/office/word/2012/wordml" xmlns:wpg="http://schemas.microsoft.com/office/word/2010/wordprocessingGroup" xmlns:wpi="http://schemas.microsoft.com/office/word/2010/wordprocessingInk" xmlns:wne="http://schemas.microsoft.com/office/word/2006/wordml" xmlns:wps="http://schemas.microsoft.com/office/word/2010/wordprocessingShape" mc:Ignorable="w14 w15 wp14">
+<w:footnotes xmlns:wpc="http://schemas.microsoft.com/office/word/2010/wordprocessingCanvas" xmlns:cx="http://schemas.microsoft.com/office/drawing/2014/chartex" xmlns:mc="http://schemas.openxmlformats.org/markup-compatibility/2006" xmlns:o="urn:schemas-microsoft-com:office:office" xmlns:r="http://schemas.openxmlformats.org/officeDocument/2006/relationships" xmlns:m="http://schemas.openxmlformats.org/officeDocument/2006/math" xmlns:v="urn:schemas-microsoft-com:vml" xmlns:wp14="http://schemas.microsoft.com/office/word/2010/wordprocessingDrawing" xmlns:wp="http://schemas.openxmlformats.org/drawingml/2006/wordprocessingDrawing" xmlns:w10="urn:schemas-microsoft-com:office:word" xmlns:w="http://schemas.openxmlformats.org/wordprocessingml/2006/main" xmlns:w14="http://schemas.microsoft.com/office/word/2010/wordml" xmlns:w15="http://schemas.microsoft.com/office/word/2012/wordml" xmlns:w16se="http://schemas.microsoft.com/office/word/2015/wordml/symex" xmlns:wpg="http://schemas.microsoft.com/office/word/2010/wordprocessingGroup" xmlns:wpi="http://schemas.microsoft.com/office/word/2010/wordprocessingInk" xmlns:wne="http://schemas.microsoft.com/office/word/2006/wordml" xmlns:wps="http://schemas.microsoft.com/office/word/2010/wordprocessingShape" mc:Ignorable="w14 w15 w16se wp14">
   <w:footnote w:type="separator" w:id="-1">
     <w:p>
       <w:pPr>
-        <w:spacing w:after="0" w:line="240" w:lineRule="auto"/>
-      </w:pPr>
-      <w:r>
-        <w:rPr>
-          <w:rStyle w:val="FootnoteReference"/>
-        </w:rPr>
-        <w:footnoteRef/>
-      </w:r>
+        <w:spacing w:before="0" w:after="0" w:line="240" w:lineRule="auto"/>
+      </w:pPr>
       <w:r>
         <w:separator/>
       </w:r>
@@ -306,14 +216,8 @@
   <w:footnote w:type="continuationSeparator" w:id="0">
     <w:p>
       <w:pPr>
-        <w:spacing w:after="0" w:line="240" w:lineRule="auto"/>
-      </w:pPr>
-      <w:r>
-        <w:rPr>
-          <w:rStyle w:val="FootnoteReference"/>
-        </w:rPr>
-        <w:footnoteRef/>
-      </w:r>
+        <w:spacing w:before="0" w:after="0" w:line="240" w:lineRule="auto"/>
+      </w:pPr>
       <w:r>
         <w:continuationSeparator/>
       </w:r>
@@ -323,7 +227,7 @@
 </file>
 
 <file path=word/header1.xml><?xml version="1.0" encoding="utf-8"?>
-<w:hdr xmlns:m="http://schemas.openxmlformats.org/officeDocument/2006/math" xmlns:mc="http://schemas.openxmlformats.org/markup-compatibility/2006" xmlns:mo="http://schemas.microsoft.com/office/mac/office/2008/main" xmlns:mv="urn:schemas-microsoft-com:mac:vml" xmlns:o="urn:schemas-microsoft-com:office:office" xmlns:r="http://schemas.openxmlformats.org/officeDocument/2006/relationships" xmlns:v="urn:schemas-microsoft-com:vml" xmlns:w10="urn:schemas-microsoft-com:office:word" xmlns:w14="http://schemas.microsoft.com/office/word/2010/wordml" xmlns:w="http://schemas.openxmlformats.org/wordprocessingml/2006/main" xmlns:wne="http://schemas.microsoft.com/office/word/2006/wordml" xmlns:wp14="http://schemas.microsoft.com/office/word/2010/wordprocessingDrawing" xmlns:wp="http://schemas.openxmlformats.org/drawingml/2006/wordprocessingDrawing" xmlns:wpc="http://schemas.microsoft.com/office/word/2010/wordprocessingCanvas" xmlns:wpg="http://schemas.microsoft.com/office/word/2010/wordprocessingGroup" xmlns:wpi="http://schemas.microsoft.com/office/word/2010/wordprocessingInk" xmlns:wps="http://schemas.microsoft.com/office/word/2010/wordprocessingShape" mc:Ignorable="w14 wp14">
+<w:hdr xmlns:wpc="http://schemas.microsoft.com/office/word/2010/wordprocessingCanvas" xmlns:cx="http://schemas.microsoft.com/office/drawing/2014/chartex" xmlns:mc="http://schemas.openxmlformats.org/markup-compatibility/2006" xmlns:o="urn:schemas-microsoft-com:office:office" xmlns:r="http://schemas.openxmlformats.org/officeDocument/2006/relationships" xmlns:m="http://schemas.openxmlformats.org/officeDocument/2006/math" xmlns:v="urn:schemas-microsoft-com:vml" xmlns:wp14="http://schemas.microsoft.com/office/word/2010/wordprocessingDrawing" xmlns:wp="http://schemas.openxmlformats.org/drawingml/2006/wordprocessingDrawing" xmlns:w10="urn:schemas-microsoft-com:office:word" xmlns:w="http://schemas.openxmlformats.org/wordprocessingml/2006/main" xmlns:w14="http://schemas.microsoft.com/office/word/2010/wordml" xmlns:w15="http://schemas.microsoft.com/office/word/2012/wordml" xmlns:w16se="http://schemas.microsoft.com/office/word/2015/wordml/symex" xmlns:wpg="http://schemas.microsoft.com/office/word/2010/wordprocessingGroup" xmlns:wpi="http://schemas.microsoft.com/office/word/2010/wordprocessingInk" xmlns:wne="http://schemas.microsoft.com/office/word/2006/wordml" xmlns:wps="http://schemas.microsoft.com/office/word/2010/wordprocessingShape" mc:Ignorable="w14 w15 w16se wp14">
   <w:p>
     <w:pPr>
       <w:jc w:val="right"/>
@@ -338,35 +242,26 @@
     <w:r>
       <w:rPr>
         <w:b/>
-        <w:sz w:val="32"/>
       </w:rPr>
       <w:t>{{ رقم_القضية }}</w:t>
     </w:r>
-  </w:p>
-  <w:p>
-    <w:pPr>
-      <w:jc w:val="center"/>
-      <w:pBdr>
-        <w:bottom w:val="single" w:sz="6" w:space="4" w:color="auto"/>
-      </w:pBdr>
-    </w:pPr>
     <w:r>
       <w:rPr>
-        <w:b/>
-        <w:sz w:val="24"/>
+        <w:rFonts w:hint="cs"/>
       </w:rPr>
-      <w:t>ما بعد</w:t>
+      <w:t xml:space="preserve">                      ما بعد</w:t>
     </w:r>
   </w:p>
-  <w:p/>
 </w:hdr>
 </file>
 
 <file path=word/numbering.xml><?xml version="1.0" encoding="utf-8"?>
-<w:numbering xmlns:wpc="http://schemas.microsoft.com/office/word/2010/wordprocessingCanvas" xmlns:mc="http://schemas.openxmlformats.org/markup-compatibility/2006" xmlns:o="urn:schemas-microsoft-com:office:office" xmlns:r="http://schemas.openxmlformats.org/officeDocument/2006/relationships" xmlns:m="http://schemas.openxmlformats.org/officeDocument/2006/math" xmlns:v="urn:schemas-microsoft-com:vml" xmlns:wp14="http://schemas.microsoft.com/office/word/2010/wordprocessingDrawing" xmlns:wp="http://schemas.openxmlformats.org/drawingml/2006/wordprocessingDrawing" xmlns:w10="urn:schemas-microsoft-com:office:word" xmlns:w="http://schemas.openxmlformats.org/wordprocessingml/2006/main" xmlns:w14="http://schemas.microsoft.com/office/word/2010/wordml" xmlns:w15="http://schemas.microsoft.com/office/word/2012/wordml" xmlns:wpg="http://schemas.microsoft.com/office/word/2010/wordprocessingGroup" xmlns:wpi="http://schemas.microsoft.com/office/word/2010/wordprocessingInk" xmlns:wne="http://schemas.microsoft.com/office/word/2006/wordml" xmlns:wps="http://schemas.microsoft.com/office/word/2010/wordprocessingShape" mc:Ignorable="w14 w15 wp14">
-  <w:abstractNum w:abstractNumId="1" w15:restartNumberingAfterBreak="0">
+<w:numbering xmlns:wpc="http://schemas.microsoft.com/office/word/2010/wordprocessingCanvas" xmlns:cx="http://schemas.microsoft.com/office/drawing/2014/chartex" xmlns:mc="http://schemas.openxmlformats.org/markup-compatibility/2006" xmlns:o="urn:schemas-microsoft-com:office:office" xmlns:r="http://schemas.openxmlformats.org/officeDocument/2006/relationships" xmlns:m="http://schemas.openxmlformats.org/officeDocument/2006/math" xmlns:v="urn:schemas-microsoft-com:vml" xmlns:wp14="http://schemas.microsoft.com/office/word/2010/wordprocessingDrawing" xmlns:wp="http://schemas.openxmlformats.org/drawingml/2006/wordprocessingDrawing" xmlns:w10="urn:schemas-microsoft-com:office:word" xmlns:w="http://schemas.openxmlformats.org/wordprocessingml/2006/main" xmlns:w14="http://schemas.microsoft.com/office/word/2010/wordml" xmlns:w15="http://schemas.microsoft.com/office/word/2012/wordml" xmlns:w16se="http://schemas.microsoft.com/office/word/2015/wordml/symex" xmlns:wpg="http://schemas.microsoft.com/office/word/2010/wordprocessingGroup" xmlns:wpi="http://schemas.microsoft.com/office/word/2010/wordprocessingInk" xmlns:wne="http://schemas.microsoft.com/office/word/2006/wordml" xmlns:wps="http://schemas.microsoft.com/office/word/2010/wordprocessingShape" mc:Ignorable="w14 w15 w16se wp14">
+  <w:abstractNum w:abstractNumId="0" w15:restartNumberingAfterBreak="0">
+    <w:nsid w:val="7D32334D"/>
     <w:multiLevelType w:val="hybridMultilevel"/>
-    <w:lvl w:ilvl="0" w15:tentative="1">
+    <w:tmpl w:val="A9B61488"/>
+    <w:lvl w:ilvl="0" w:tplc="1EFAC378">
       <w:start w:val="1"/>
       <w:numFmt w:val="bullet"/>
       <w:lvlText w:val="●"/>
@@ -375,7 +270,7 @@
         <w:ind w:left="720" w:hanging="360"/>
       </w:pPr>
     </w:lvl>
-    <w:lvl w:ilvl="1" w15:tentative="1">
+    <w:lvl w:ilvl="1" w:tplc="480082D6">
       <w:start w:val="1"/>
       <w:numFmt w:val="bullet"/>
       <w:lvlText w:val="○"/>
@@ -384,7 +279,7 @@
         <w:ind w:left="1440" w:hanging="360"/>
       </w:pPr>
     </w:lvl>
-    <w:lvl w:ilvl="2" w15:tentative="1">
+    <w:lvl w:ilvl="2" w:tplc="BEF07EBC">
       <w:start w:val="1"/>
       <w:numFmt w:val="bullet"/>
       <w:lvlText w:val="■"/>
@@ -393,7 +288,7 @@
         <w:ind w:left="2160" w:hanging="360"/>
       </w:pPr>
     </w:lvl>
-    <w:lvl w:ilvl="3" w15:tentative="1">
+    <w:lvl w:ilvl="3" w:tplc="7F427E10">
       <w:start w:val="1"/>
       <w:numFmt w:val="bullet"/>
       <w:lvlText w:val="●"/>
@@ -402,7 +297,7 @@
         <w:ind w:left="2880" w:hanging="360"/>
       </w:pPr>
     </w:lvl>
-    <w:lvl w:ilvl="4" w15:tentative="1">
+    <w:lvl w:ilvl="4" w:tplc="9E221880">
       <w:start w:val="1"/>
       <w:numFmt w:val="bullet"/>
       <w:lvlText w:val="○"/>
@@ -411,7 +306,7 @@
         <w:ind w:left="3600" w:hanging="360"/>
       </w:pPr>
     </w:lvl>
-    <w:lvl w:ilvl="5" w15:tentative="1">
+    <w:lvl w:ilvl="5" w:tplc="3A8C66E0">
       <w:start w:val="1"/>
       <w:numFmt w:val="bullet"/>
       <w:lvlText w:val="■"/>
@@ -420,7 +315,7 @@
         <w:ind w:left="4320" w:hanging="360"/>
       </w:pPr>
     </w:lvl>
-    <w:lvl w:ilvl="6" w15:tentative="1">
+    <w:lvl w:ilvl="6" w:tplc="13FE3B44">
       <w:start w:val="1"/>
       <w:numFmt w:val="bullet"/>
       <w:lvlText w:val="●"/>
@@ -429,7 +324,7 @@
         <w:ind w:left="5040" w:hanging="360"/>
       </w:pPr>
     </w:lvl>
-    <w:lvl w:ilvl="7" w15:tentative="1">
+    <w:lvl w:ilvl="7" w:tplc="F366263C">
       <w:start w:val="1"/>
       <w:numFmt w:val="bullet"/>
       <w:lvlText w:val="●"/>
@@ -438,7 +333,7 @@
         <w:ind w:left="5760" w:hanging="360"/>
       </w:pPr>
     </w:lvl>
-    <w:lvl w:ilvl="8" w15:tentative="1">
+    <w:lvl w:ilvl="8" w:tplc="3252FEE4">
       <w:start w:val="1"/>
       <w:numFmt w:val="bullet"/>
       <w:lvlText w:val="●"/>
@@ -449,7 +344,7 @@
     </w:lvl>
   </w:abstractNum>
   <w:num w:numId="1">
-    <w:abstractNumId w:val="1"/>
+    <w:abstractNumId w:val="0"/>
     <w:lvlOverride w:ilvl="0">
       <w:startOverride w:val="1"/>
     </w:lvlOverride>
@@ -458,49 +353,416 @@
 </file>
 
 <file path=word/styles.xml><?xml version="1.0" encoding="utf-8"?>
-<w:styles xmlns:mc="http://schemas.openxmlformats.org/markup-compatibility/2006" xmlns:r="http://schemas.openxmlformats.org/officeDocument/2006/relationships" xmlns:w="http://schemas.openxmlformats.org/wordprocessingml/2006/main" xmlns:w14="http://schemas.microsoft.com/office/word/2010/wordml" xmlns:w15="http://schemas.microsoft.com/office/word/2012/wordml" mc:Ignorable="w14 w15">
+<w:styles xmlns:mc="http://schemas.openxmlformats.org/markup-compatibility/2006" xmlns:r="http://schemas.openxmlformats.org/officeDocument/2006/relationships" xmlns:w="http://schemas.openxmlformats.org/wordprocessingml/2006/main" xmlns:w14="http://schemas.microsoft.com/office/word/2010/wordml" xmlns:w15="http://schemas.microsoft.com/office/word/2012/wordml" xmlns:w16se="http://schemas.microsoft.com/office/word/2015/wordml/symex" mc:Ignorable="w14 w15 w16se">
   <w:docDefaults>
     <w:rPrDefault>
       <w:rPr>
-        <w:rFonts w:ascii="Traditional Arabic" w:cs="Traditional Arabic" w:hAnsi="Traditional Arabic"/>
+        <w:rFonts w:ascii="Traditional Arabic" w:eastAsia="Times New Roman" w:hAnsi="Traditional Arabic" w:cs="Traditional Arabic"/>
         <w:sz w:val="32"/>
         <w:szCs w:val="32"/>
         <w:rtl/>
-        <w:lang w:val="ar-JO" w:bidi="ar-JO"/>
+        <w:lang w:val="ar-JO" w:eastAsia="en-US" w:bidi="ar-JO"/>
       </w:rPr>
     </w:rPrDefault>
     <w:pPrDefault>
       <w:pPr>
-        <w:spacing w:after="100" w:before="100" w:line="360"/>
+        <w:spacing w:before="100" w:after="100" w:line="360" w:lineRule="auto"/>
       </w:pPr>
     </w:pPrDefault>
   </w:docDefaults>
-  <w:style w:type="paragraph" w:styleId="Title">
-    <w:name w:val="Title"/>
-    <w:basedOn w:val="Normal"/>
-    <w:next w:val="Normal"/>
+  <w:latentStyles w:defLockedState="0" w:defUIPriority="99" w:defSemiHidden="0" w:defUnhideWhenUsed="0" w:defQFormat="0" w:count="371">
+    <w:lsdException w:name="Normal" w:uiPriority="0" w:qFormat="1"/>
+    <w:lsdException w:name="heading 1" w:uiPriority="9" w:qFormat="1"/>
+    <w:lsdException w:name="heading 2" w:semiHidden="1" w:uiPriority="9" w:unhideWhenUsed="1" w:qFormat="1"/>
+    <w:lsdException w:name="heading 3" w:semiHidden="1" w:uiPriority="9" w:unhideWhenUsed="1" w:qFormat="1"/>
+    <w:lsdException w:name="heading 4" w:semiHidden="1" w:uiPriority="9" w:unhideWhenUsed="1" w:qFormat="1"/>
+    <w:lsdException w:name="heading 5" w:semiHidden="1" w:uiPriority="9" w:unhideWhenUsed="1" w:qFormat="1"/>
+    <w:lsdException w:name="heading 6" w:semiHidden="1" w:uiPriority="9" w:unhideWhenUsed="1" w:qFormat="1"/>
+    <w:lsdException w:name="heading 7" w:semiHidden="1" w:uiPriority="9" w:unhideWhenUsed="1" w:qFormat="1"/>
+    <w:lsdException w:name="heading 8" w:semiHidden="1" w:uiPriority="9" w:unhideWhenUsed="1" w:qFormat="1"/>
+    <w:lsdException w:name="heading 9" w:semiHidden="1" w:uiPriority="9" w:unhideWhenUsed="1" w:qFormat="1"/>
+    <w:lsdException w:name="index 1" w:semiHidden="1" w:unhideWhenUsed="1"/>
+    <w:lsdException w:name="index 2" w:semiHidden="1" w:unhideWhenUsed="1"/>
+    <w:lsdException w:name="index 3" w:semiHidden="1" w:unhideWhenUsed="1"/>
+    <w:lsdException w:name="index 4" w:semiHidden="1" w:unhideWhenUsed="1"/>
+    <w:lsdException w:name="index 5" w:semiHidden="1" w:unhideWhenUsed="1"/>
+    <w:lsdException w:name="index 6" w:semiHidden="1" w:unhideWhenUsed="1"/>
+    <w:lsdException w:name="index 7" w:semiHidden="1" w:unhideWhenUsed="1"/>
+    <w:lsdException w:name="index 8" w:semiHidden="1" w:unhideWhenUsed="1"/>
+    <w:lsdException w:name="index 9" w:semiHidden="1" w:unhideWhenUsed="1"/>
+    <w:lsdException w:name="toc 1" w:semiHidden="1" w:uiPriority="39" w:unhideWhenUsed="1"/>
+    <w:lsdException w:name="toc 2" w:semiHidden="1" w:uiPriority="39" w:unhideWhenUsed="1"/>
+    <w:lsdException w:name="toc 3" w:semiHidden="1" w:uiPriority="39" w:unhideWhenUsed="1"/>
+    <w:lsdException w:name="toc 4" w:semiHidden="1" w:uiPriority="39" w:unhideWhenUsed="1"/>
+    <w:lsdException w:name="toc 5" w:semiHidden="1" w:uiPriority="39" w:unhideWhenUsed="1"/>
+    <w:lsdException w:name="toc 6" w:semiHidden="1" w:uiPriority="39" w:unhideWhenUsed="1"/>
+    <w:lsdException w:name="toc 7" w:semiHidden="1" w:uiPriority="39" w:unhideWhenUsed="1"/>
+    <w:lsdException w:name="toc 8" w:semiHidden="1" w:uiPriority="39" w:unhideWhenUsed="1"/>
+    <w:lsdException w:name="toc 9" w:semiHidden="1" w:uiPriority="39" w:unhideWhenUsed="1"/>
+    <w:lsdException w:name="Normal Indent" w:semiHidden="1" w:unhideWhenUsed="1"/>
+    <w:lsdException w:name="footnote text" w:semiHidden="1" w:unhideWhenUsed="1"/>
+    <w:lsdException w:name="annotation text" w:semiHidden="1" w:unhideWhenUsed="1"/>
+    <w:lsdException w:name="header" w:semiHidden="1" w:unhideWhenUsed="1"/>
+    <w:lsdException w:name="footer" w:semiHidden="1" w:unhideWhenUsed="1"/>
+    <w:lsdException w:name="index heading" w:semiHidden="1" w:unhideWhenUsed="1"/>
+    <w:lsdException w:name="caption" w:semiHidden="1" w:uiPriority="35" w:unhideWhenUsed="1" w:qFormat="1"/>
+    <w:lsdException w:name="table of figures" w:semiHidden="1" w:unhideWhenUsed="1"/>
+    <w:lsdException w:name="envelope address" w:semiHidden="1" w:unhideWhenUsed="1"/>
+    <w:lsdException w:name="envelope return" w:semiHidden="1" w:unhideWhenUsed="1"/>
+    <w:lsdException w:name="footnote reference" w:semiHidden="1" w:unhideWhenUsed="1"/>
+    <w:lsdException w:name="annotation reference" w:semiHidden="1" w:unhideWhenUsed="1"/>
+    <w:lsdException w:name="line number" w:semiHidden="1" w:unhideWhenUsed="1"/>
+    <w:lsdException w:name="page number" w:semiHidden="1" w:unhideWhenUsed="1"/>
+    <w:lsdException w:name="endnote reference" w:semiHidden="1" w:unhideWhenUsed="1"/>
+    <w:lsdException w:name="endnote text" w:semiHidden="1" w:unhideWhenUsed="1"/>
+    <w:lsdException w:name="table of authorities" w:semiHidden="1" w:unhideWhenUsed="1"/>
+    <w:lsdException w:name="macro" w:semiHidden="1" w:unhideWhenUsed="1"/>
+    <w:lsdException w:name="toa heading" w:semiHidden="1" w:unhideWhenUsed="1"/>
+    <w:lsdException w:name="List" w:semiHidden="1" w:unhideWhenUsed="1"/>
+    <w:lsdException w:name="List Bullet" w:semiHidden="1" w:unhideWhenUsed="1"/>
+    <w:lsdException w:name="List Number" w:semiHidden="1" w:unhideWhenUsed="1"/>
+    <w:lsdException w:name="List 2" w:semiHidden="1" w:unhideWhenUsed="1"/>
+    <w:lsdException w:name="List 3" w:semiHidden="1" w:unhideWhenUsed="1"/>
+    <w:lsdException w:name="List 4" w:semiHidden="1" w:unhideWhenUsed="1"/>
+    <w:lsdException w:name="List 5" w:semiHidden="1" w:unhideWhenUsed="1"/>
+    <w:lsdException w:name="List Bullet 2" w:semiHidden="1" w:unhideWhenUsed="1"/>
+    <w:lsdException w:name="List Bullet 3" w:semiHidden="1" w:unhideWhenUsed="1"/>
+    <w:lsdException w:name="List Bullet 4" w:semiHidden="1" w:unhideWhenUsed="1"/>
+    <w:lsdException w:name="List Bullet 5" w:semiHidden="1" w:unhideWhenUsed="1"/>
+    <w:lsdException w:name="List Number 2" w:semiHidden="1" w:unhideWhenUsed="1"/>
+    <w:lsdException w:name="List Number 3" w:semiHidden="1" w:unhideWhenUsed="1"/>
+    <w:lsdException w:name="List Number 4" w:semiHidden="1" w:unhideWhenUsed="1"/>
+    <w:lsdException w:name="List Number 5" w:semiHidden="1" w:unhideWhenUsed="1"/>
+    <w:lsdException w:name="Title" w:uiPriority="10" w:qFormat="1"/>
+    <w:lsdException w:name="Closing" w:semiHidden="1" w:unhideWhenUsed="1"/>
+    <w:lsdException w:name="Signature" w:semiHidden="1" w:unhideWhenUsed="1"/>
+    <w:lsdException w:name="Default Paragraph Font" w:semiHidden="1" w:uiPriority="1" w:unhideWhenUsed="1"/>
+    <w:lsdException w:name="Body Text" w:semiHidden="1" w:unhideWhenUsed="1"/>
+    <w:lsdException w:name="Body Text Indent" w:semiHidden="1" w:unhideWhenUsed="1"/>
+    <w:lsdException w:name="List Continue" w:semiHidden="1" w:unhideWhenUsed="1"/>
+    <w:lsdException w:name="List Continue 2" w:semiHidden="1" w:unhideWhenUsed="1"/>
+    <w:lsdException w:name="List Continue 3" w:semiHidden="1" w:unhideWhenUsed="1"/>
+    <w:lsdException w:name="List Continue 4" w:semiHidden="1" w:unhideWhenUsed="1"/>
+    <w:lsdException w:name="List Continue 5" w:semiHidden="1" w:unhideWhenUsed="1"/>
+    <w:lsdException w:name="Message Header" w:semiHidden="1" w:unhideWhenUsed="1"/>
+    <w:lsdException w:name="Subtitle" w:uiPriority="11" w:qFormat="1"/>
+    <w:lsdException w:name="Salutation" w:semiHidden="1" w:unhideWhenUsed="1"/>
+    <w:lsdException w:name="Date" w:semiHidden="1" w:unhideWhenUsed="1"/>
+    <w:lsdException w:name="Body Text First Indent" w:semiHidden="1" w:unhideWhenUsed="1"/>
+    <w:lsdException w:name="Body Text First Indent 2" w:semiHidden="1" w:unhideWhenUsed="1"/>
+    <w:lsdException w:name="Note Heading" w:semiHidden="1" w:unhideWhenUsed="1"/>
+    <w:lsdException w:name="Body Text 2" w:semiHidden="1" w:unhideWhenUsed="1"/>
+    <w:lsdException w:name="Body Text 3" w:semiHidden="1" w:unhideWhenUsed="1"/>
+    <w:lsdException w:name="Body Text Indent 2" w:semiHidden="1" w:unhideWhenUsed="1"/>
+    <w:lsdException w:name="Body Text Indent 3" w:semiHidden="1" w:unhideWhenUsed="1"/>
+    <w:lsdException w:name="Block Text" w:semiHidden="1" w:unhideWhenUsed="1"/>
+    <w:lsdException w:name="Hyperlink" w:semiHidden="1" w:unhideWhenUsed="1"/>
+    <w:lsdException w:name="FollowedHyperlink" w:semiHidden="1" w:unhideWhenUsed="1"/>
+    <w:lsdException w:name="Strong" w:uiPriority="22" w:qFormat="1"/>
+    <w:lsdException w:name="Emphasis" w:uiPriority="20" w:qFormat="1"/>
+    <w:lsdException w:name="Document Map" w:semiHidden="1" w:unhideWhenUsed="1"/>
+    <w:lsdException w:name="Plain Text" w:semiHidden="1" w:unhideWhenUsed="1"/>
+    <w:lsdException w:name="E-mail Signature" w:semiHidden="1" w:unhideWhenUsed="1"/>
+    <w:lsdException w:name="HTML Top of Form" w:semiHidden="1" w:unhideWhenUsed="1"/>
+    <w:lsdException w:name="HTML Bottom of Form" w:semiHidden="1" w:unhideWhenUsed="1"/>
+    <w:lsdException w:name="Normal (Web)" w:semiHidden="1" w:unhideWhenUsed="1"/>
+    <w:lsdException w:name="HTML Acronym" w:semiHidden="1" w:unhideWhenUsed="1"/>
+    <w:lsdException w:name="HTML Address" w:semiHidden="1" w:unhideWhenUsed="1"/>
+    <w:lsdException w:name="HTML Cite" w:semiHidden="1" w:unhideWhenUsed="1"/>
+    <w:lsdException w:name="HTML Code" w:semiHidden="1" w:unhideWhenUsed="1"/>
+    <w:lsdException w:name="HTML Definition" w:semiHidden="1" w:unhideWhenUsed="1"/>
+    <w:lsdException w:name="HTML Keyboard" w:semiHidden="1" w:unhideWhenUsed="1"/>
+    <w:lsdException w:name="HTML Preformatted" w:semiHidden="1" w:unhideWhenUsed="1"/>
+    <w:lsdException w:name="HTML Sample" w:semiHidden="1" w:unhideWhenUsed="1"/>
+    <w:lsdException w:name="HTML Typewriter" w:semiHidden="1" w:unhideWhenUsed="1"/>
+    <w:lsdException w:name="HTML Variable" w:semiHidden="1" w:unhideWhenUsed="1"/>
+    <w:lsdException w:name="Normal Table" w:semiHidden="1" w:unhideWhenUsed="1"/>
+    <w:lsdException w:name="annotation subject" w:semiHidden="1" w:unhideWhenUsed="1"/>
+    <w:lsdException w:name="No List" w:semiHidden="1" w:unhideWhenUsed="1"/>
+    <w:lsdException w:name="Outline List 1" w:semiHidden="1" w:unhideWhenUsed="1"/>
+    <w:lsdException w:name="Outline List 2" w:semiHidden="1" w:unhideWhenUsed="1"/>
+    <w:lsdException w:name="Outline List 3" w:semiHidden="1" w:unhideWhenUsed="1"/>
+    <w:lsdException w:name="Table Simple 1" w:semiHidden="1" w:unhideWhenUsed="1"/>
+    <w:lsdException w:name="Table Simple 2" w:semiHidden="1" w:unhideWhenUsed="1"/>
+    <w:lsdException w:name="Table Simple 3" w:semiHidden="1" w:unhideWhenUsed="1"/>
+    <w:lsdException w:name="Table Classic 1" w:semiHidden="1" w:unhideWhenUsed="1"/>
+    <w:lsdException w:name="Table Classic 2" w:semiHidden="1" w:unhideWhenUsed="1"/>
+    <w:lsdException w:name="Table Classic 3" w:semiHidden="1" w:unhideWhenUsed="1"/>
+    <w:lsdException w:name="Table Classic 4" w:semiHidden="1" w:unhideWhenUsed="1"/>
+    <w:lsdException w:name="Table Colorful 1" w:semiHidden="1" w:unhideWhenUsed="1"/>
+    <w:lsdException w:name="Table Colorful 2" w:semiHidden="1" w:unhideWhenUsed="1"/>
+    <w:lsdException w:name="Table Colorful 3" w:semiHidden="1" w:unhideWhenUsed="1"/>
+    <w:lsdException w:name="Table Columns 1" w:semiHidden="1" w:unhideWhenUsed="1"/>
+    <w:lsdException w:name="Table Columns 2" w:semiHidden="1" w:unhideWhenUsed="1"/>
+    <w:lsdException w:name="Table Columns 3" w:semiHidden="1" w:unhideWhenUsed="1"/>
+    <w:lsdException w:name="Table Columns 4" w:semiHidden="1" w:unhideWhenUsed="1"/>
+    <w:lsdException w:name="Table Columns 5" w:semiHidden="1" w:unhideWhenUsed="1"/>
+    <w:lsdException w:name="Table Grid 1" w:semiHidden="1" w:unhideWhenUsed="1"/>
+    <w:lsdException w:name="Table Grid 2" w:semiHidden="1" w:unhideWhenUsed="1"/>
+    <w:lsdException w:name="Table Grid 3" w:semiHidden="1" w:unhideWhenUsed="1"/>
+    <w:lsdException w:name="Table Grid 4" w:semiHidden="1" w:unhideWhenUsed="1"/>
+    <w:lsdException w:name="Table Grid 5" w:semiHidden="1" w:unhideWhenUsed="1"/>
+    <w:lsdException w:name="Table Grid 6" w:semiHidden="1" w:unhideWhenUsed="1"/>
+    <w:lsdException w:name="Table Grid 7" w:semiHidden="1" w:unhideWhenUsed="1"/>
+    <w:lsdException w:name="Table Grid 8" w:semiHidden="1" w:unhideWhenUsed="1"/>
+    <w:lsdException w:name="Table List 1" w:semiHidden="1" w:unhideWhenUsed="1"/>
+    <w:lsdException w:name="Table List 2" w:semiHidden="1" w:unhideWhenUsed="1"/>
+    <w:lsdException w:name="Table List 3" w:semiHidden="1" w:unhideWhenUsed="1"/>
+    <w:lsdException w:name="Table List 4" w:semiHidden="1" w:unhideWhenUsed="1"/>
+    <w:lsdException w:name="Table List 5" w:semiHidden="1" w:unhideWhenUsed="1"/>
+    <w:lsdException w:name="Table List 6" w:semiHidden="1" w:unhideWhenUsed="1"/>
+    <w:lsdException w:name="Table List 7" w:semiHidden="1" w:unhideWhenUsed="1"/>
+    <w:lsdException w:name="Table List 8" w:semiHidden="1" w:unhideWhenUsed="1"/>
+    <w:lsdException w:name="Table 3D effects 1" w:semiHidden="1" w:unhideWhenUsed="1"/>
+    <w:lsdException w:name="Table 3D effects 2" w:semiHidden="1" w:unhideWhenUsed="1"/>
+    <w:lsdException w:name="Table 3D effects 3" w:semiHidden="1" w:unhideWhenUsed="1"/>
+    <w:lsdException w:name="Table Contemporary" w:semiHidden="1" w:unhideWhenUsed="1"/>
+    <w:lsdException w:name="Table Elegant" w:semiHidden="1" w:unhideWhenUsed="1"/>
+    <w:lsdException w:name="Table Professional" w:semiHidden="1" w:unhideWhenUsed="1"/>
+    <w:lsdException w:name="Table Subtle 1" w:semiHidden="1" w:unhideWhenUsed="1"/>
+    <w:lsdException w:name="Table Subtle 2" w:semiHidden="1" w:unhideWhenUsed="1"/>
+    <w:lsdException w:name="Table Web 1" w:semiHidden="1" w:unhideWhenUsed="1"/>
+    <w:lsdException w:name="Table Web 2" w:semiHidden="1" w:unhideWhenUsed="1"/>
+    <w:lsdException w:name="Table Web 3" w:semiHidden="1" w:unhideWhenUsed="1"/>
+    <w:lsdException w:name="Balloon Text" w:semiHidden="1" w:unhideWhenUsed="1"/>
+    <w:lsdException w:name="Table Grid" w:uiPriority="39"/>
+    <w:lsdException w:name="Table Theme" w:semiHidden="1" w:unhideWhenUsed="1"/>
+    <w:lsdException w:name="Placeholder Text" w:semiHidden="1"/>
+    <w:lsdException w:name="No Spacing" w:uiPriority="1" w:qFormat="1"/>
+    <w:lsdException w:name="Light Shading" w:uiPriority="60"/>
+    <w:lsdException w:name="Light List" w:uiPriority="61"/>
+    <w:lsdException w:name="Light Grid" w:uiPriority="62"/>
+    <w:lsdException w:name="Medium Shading 1" w:uiPriority="63"/>
+    <w:lsdException w:name="Medium Shading 2" w:uiPriority="64"/>
+    <w:lsdException w:name="Medium List 1" w:uiPriority="65"/>
+    <w:lsdException w:name="Medium List 2" w:uiPriority="66"/>
+    <w:lsdException w:name="Medium Grid 1" w:uiPriority="67"/>
+    <w:lsdException w:name="Medium Grid 2" w:uiPriority="68"/>
+    <w:lsdException w:name="Medium Grid 3" w:uiPriority="69"/>
+    <w:lsdException w:name="Dark List" w:uiPriority="70"/>
+    <w:lsdException w:name="Colorful Shading" w:uiPriority="71"/>
+    <w:lsdException w:name="Colorful List" w:uiPriority="72"/>
+    <w:lsdException w:name="Colorful Grid" w:uiPriority="73"/>
+    <w:lsdException w:name="Light Shading Accent 1" w:uiPriority="60"/>
+    <w:lsdException w:name="Light List Accent 1" w:uiPriority="61"/>
+    <w:lsdException w:name="Light Grid Accent 1" w:uiPriority="62"/>
+    <w:lsdException w:name="Medium Shading 1 Accent 1" w:uiPriority="63"/>
+    <w:lsdException w:name="Medium Shading 2 Accent 1" w:uiPriority="64"/>
+    <w:lsdException w:name="Medium List 1 Accent 1" w:uiPriority="65"/>
+    <w:lsdException w:name="Revision" w:semiHidden="1"/>
+    <w:lsdException w:name="List Paragraph" w:uiPriority="34" w:qFormat="1"/>
+    <w:lsdException w:name="Quote" w:uiPriority="29" w:qFormat="1"/>
+    <w:lsdException w:name="Intense Quote" w:uiPriority="30" w:qFormat="1"/>
+    <w:lsdException w:name="Medium List 2 Accent 1" w:uiPriority="66"/>
+    <w:lsdException w:name="Medium Grid 1 Accent 1" w:uiPriority="67"/>
+    <w:lsdException w:name="Medium Grid 2 Accent 1" w:uiPriority="68"/>
+    <w:lsdException w:name="Medium Grid 3 Accent 1" w:uiPriority="69"/>
+    <w:lsdException w:name="Dark List Accent 1" w:uiPriority="70"/>
+    <w:lsdException w:name="Colorful Shading Accent 1" w:uiPriority="71"/>
+    <w:lsdException w:name="Colorful List Accent 1" w:uiPriority="72"/>
+    <w:lsdException w:name="Colorful Grid Accent 1" w:uiPriority="73"/>
+    <w:lsdException w:name="Light Shading Accent 2" w:uiPriority="60"/>
+    <w:lsdException w:name="Light List Accent 2" w:uiPriority="61"/>
+    <w:lsdException w:name="Light Grid Accent 2" w:uiPriority="62"/>
+    <w:lsdException w:name="Medium Shading 1 Accent 2" w:uiPriority="63"/>
+    <w:lsdException w:name="Medium Shading 2 Accent 2" w:uiPriority="64"/>
+    <w:lsdException w:name="Medium List 1 Accent 2" w:uiPriority="65"/>
+    <w:lsdException w:name="Medium List 2 Accent 2" w:uiPriority="66"/>
+    <w:lsdException w:name="Medium Grid 1 Accent 2" w:uiPriority="67"/>
+    <w:lsdException w:name="Medium Grid 2 Accent 2" w:uiPriority="68"/>
+    <w:lsdException w:name="Medium Grid 3 Accent 2" w:uiPriority="69"/>
+    <w:lsdException w:name="Dark List Accent 2" w:uiPriority="70"/>
+    <w:lsdException w:name="Colorful Shading Accent 2" w:uiPriority="71"/>
+    <w:lsdException w:name="Colorful List Accent 2" w:uiPriority="72"/>
+    <w:lsdException w:name="Colorful Grid Accent 2" w:uiPriority="73"/>
+    <w:lsdException w:name="Light Shading Accent 3" w:uiPriority="60"/>
+    <w:lsdException w:name="Light List Accent 3" w:uiPriority="61"/>
+    <w:lsdException w:name="Light Grid Accent 3" w:uiPriority="62"/>
+    <w:lsdException w:name="Medium Shading 1 Accent 3" w:uiPriority="63"/>
+    <w:lsdException w:name="Medium Shading 2 Accent 3" w:uiPriority="64"/>
+    <w:lsdException w:name="Medium List 1 Accent 3" w:uiPriority="65"/>
+    <w:lsdException w:name="Medium List 2 Accent 3" w:uiPriority="66"/>
+    <w:lsdException w:name="Medium Grid 1 Accent 3" w:uiPriority="67"/>
+    <w:lsdException w:name="Medium Grid 2 Accent 3" w:uiPriority="68"/>
+    <w:lsdException w:name="Medium Grid 3 Accent 3" w:uiPriority="69"/>
+    <w:lsdException w:name="Dark List Accent 3" w:uiPriority="70"/>
+    <w:lsdException w:name="Colorful Shading Accent 3" w:uiPriority="71"/>
+    <w:lsdException w:name="Colorful List Accent 3" w:uiPriority="72"/>
+    <w:lsdException w:name="Colorful Grid Accent 3" w:uiPriority="73"/>
+    <w:lsdException w:name="Light Shading Accent 4" w:uiPriority="60"/>
+    <w:lsdException w:name="Light List Accent 4" w:uiPriority="61"/>
+    <w:lsdException w:name="Light Grid Accent 4" w:uiPriority="62"/>
+    <w:lsdException w:name="Medium Shading 1 Accent 4" w:uiPriority="63"/>
+    <w:lsdException w:name="Medium Shading 2 Accent 4" w:uiPriority="64"/>
+    <w:lsdException w:name="Medium List 1 Accent 4" w:uiPriority="65"/>
+    <w:lsdException w:name="Medium List 2 Accent 4" w:uiPriority="66"/>
+    <w:lsdException w:name="Medium Grid 1 Accent 4" w:uiPriority="67"/>
+    <w:lsdException w:name="Medium Grid 2 Accent 4" w:uiPriority="68"/>
+    <w:lsdException w:name="Medium Grid 3 Accent 4" w:uiPriority="69"/>
+    <w:lsdException w:name="Dark List Accent 4" w:uiPriority="70"/>
+    <w:lsdException w:name="Colorful Shading Accent 4" w:uiPriority="71"/>
+    <w:lsdException w:name="Colorful List Accent 4" w:uiPriority="72"/>
+    <w:lsdException w:name="Colorful Grid Accent 4" w:uiPriority="73"/>
+    <w:lsdException w:name="Light Shading Accent 5" w:uiPriority="60"/>
+    <w:lsdException w:name="Light List Accent 5" w:uiPriority="61"/>
+    <w:lsdException w:name="Light Grid Accent 5" w:uiPriority="62"/>
+    <w:lsdException w:name="Medium Shading 1 Accent 5" w:uiPriority="63"/>
+    <w:lsdException w:name="Medium Shading 2 Accent 5" w:uiPriority="64"/>
+    <w:lsdException w:name="Medium List 1 Accent 5" w:uiPriority="65"/>
+    <w:lsdException w:name="Medium List 2 Accent 5" w:uiPriority="66"/>
+    <w:lsdException w:name="Medium Grid 1 Accent 5" w:uiPriority="67"/>
+    <w:lsdException w:name="Medium Grid 2 Accent 5" w:uiPriority="68"/>
+    <w:lsdException w:name="Medium Grid 3 Accent 5" w:uiPriority="69"/>
+    <w:lsdException w:name="Dark List Accent 5" w:uiPriority="70"/>
+    <w:lsdException w:name="Colorful Shading Accent 5" w:uiPriority="71"/>
+    <w:lsdException w:name="Colorful List Accent 5" w:uiPriority="72"/>
+    <w:lsdException w:name="Colorful Grid Accent 5" w:uiPriority="73"/>
+    <w:lsdException w:name="Light Shading Accent 6" w:uiPriority="60"/>
+    <w:lsdException w:name="Light List Accent 6" w:uiPriority="61"/>
+    <w:lsdException w:name="Light Grid Accent 6" w:uiPriority="62"/>
+    <w:lsdException w:name="Medium Shading 1 Accent 6" w:uiPriority="63"/>
+    <w:lsdException w:name="Medium Shading 2 Accent 6" w:uiPriority="64"/>
+    <w:lsdException w:name="Medium List 1 Accent 6" w:uiPriority="65"/>
+    <w:lsdException w:name="Medium List 2 Accent 6" w:uiPriority="66"/>
+    <w:lsdException w:name="Medium Grid 1 Accent 6" w:uiPriority="67"/>
+    <w:lsdException w:name="Medium Grid 2 Accent 6" w:uiPriority="68"/>
+    <w:lsdException w:name="Medium Grid 3 Accent 6" w:uiPriority="69"/>
+    <w:lsdException w:name="Dark List Accent 6" w:uiPriority="70"/>
+    <w:lsdException w:name="Colorful Shading Accent 6" w:uiPriority="71"/>
+    <w:lsdException w:name="Colorful List Accent 6" w:uiPriority="72"/>
+    <w:lsdException w:name="Colorful Grid Accent 6" w:uiPriority="73"/>
+    <w:lsdException w:name="Subtle Emphasis" w:uiPriority="19" w:qFormat="1"/>
+    <w:lsdException w:name="Intense Emphasis" w:uiPriority="21" w:qFormat="1"/>
+    <w:lsdException w:name="Subtle Reference" w:uiPriority="31" w:qFormat="1"/>
+    <w:lsdException w:name="Intense Reference" w:uiPriority="32" w:qFormat="1"/>
+    <w:lsdException w:name="Book Title" w:uiPriority="33" w:qFormat="1"/>
+    <w:lsdException w:name="Bibliography" w:semiHidden="1" w:uiPriority="37" w:unhideWhenUsed="1"/>
+    <w:lsdException w:name="TOC Heading" w:semiHidden="1" w:uiPriority="39" w:unhideWhenUsed="1" w:qFormat="1"/>
+    <w:lsdException w:name="Plain Table 1" w:uiPriority="41"/>
+    <w:lsdException w:name="Plain Table 2" w:uiPriority="42"/>
+    <w:lsdException w:name="Plain Table 3" w:uiPriority="43"/>
+    <w:lsdException w:name="Plain Table 4" w:uiPriority="44"/>
+    <w:lsdException w:name="Plain Table 5" w:uiPriority="45"/>
+    <w:lsdException w:name="Grid Table Light" w:uiPriority="40"/>
+    <w:lsdException w:name="Grid Table 1 Light" w:uiPriority="46"/>
+    <w:lsdException w:name="Grid Table 2" w:uiPriority="47"/>
+    <w:lsdException w:name="Grid Table 3" w:uiPriority="48"/>
+    <w:lsdException w:name="Grid Table 4" w:uiPriority="49"/>
+    <w:lsdException w:name="Grid Table 5 Dark" w:uiPriority="50"/>
+    <w:lsdException w:name="Grid Table 6 Colorful" w:uiPriority="51"/>
+    <w:lsdException w:name="Grid Table 7 Colorful" w:uiPriority="52"/>
+    <w:lsdException w:name="Grid Table 1 Light Accent 1" w:uiPriority="46"/>
+    <w:lsdException w:name="Grid Table 2 Accent 1" w:uiPriority="47"/>
+    <w:lsdException w:name="Grid Table 3 Accent 1" w:uiPriority="48"/>
+    <w:lsdException w:name="Grid Table 4 Accent 1" w:uiPriority="49"/>
+    <w:lsdException w:name="Grid Table 5 Dark Accent 1" w:uiPriority="50"/>
+    <w:lsdException w:name="Grid Table 6 Colorful Accent 1" w:uiPriority="51"/>
+    <w:lsdException w:name="Grid Table 7 Colorful Accent 1" w:uiPriority="52"/>
+    <w:lsdException w:name="Grid Table 1 Light Accent 2" w:uiPriority="46"/>
+    <w:lsdException w:name="Grid Table 2 Accent 2" w:uiPriority="47"/>
+    <w:lsdException w:name="Grid Table 3 Accent 2" w:uiPriority="48"/>
+    <w:lsdException w:name="Grid Table 4 Accent 2" w:uiPriority="49"/>
+    <w:lsdException w:name="Grid Table 5 Dark Accent 2" w:uiPriority="50"/>
+    <w:lsdException w:name="Grid Table 6 Colorful Accent 2" w:uiPriority="51"/>
+    <w:lsdException w:name="Grid Table 7 Colorful Accent 2" w:uiPriority="52"/>
+    <w:lsdException w:name="Grid Table 1 Light Accent 3" w:uiPriority="46"/>
+    <w:lsdException w:name="Grid Table 2 Accent 3" w:uiPriority="47"/>
+    <w:lsdException w:name="Grid Table 3 Accent 3" w:uiPriority="48"/>
+    <w:lsdException w:name="Grid Table 4 Accent 3" w:uiPriority="49"/>
+    <w:lsdException w:name="Grid Table 5 Dark Accent 3" w:uiPriority="50"/>
+    <w:lsdException w:name="Grid Table 6 Colorful Accent 3" w:uiPriority="51"/>
+    <w:lsdException w:name="Grid Table 7 Colorful Accent 3" w:uiPriority="52"/>
+    <w:lsdException w:name="Grid Table 1 Light Accent 4" w:uiPriority="46"/>
+    <w:lsdException w:name="Grid Table 2 Accent 4" w:uiPriority="47"/>
+    <w:lsdException w:name="Grid Table 3 Accent 4" w:uiPriority="48"/>
+    <w:lsdException w:name="Grid Table 4 Accent 4" w:uiPriority="49"/>
+    <w:lsdException w:name="Grid Table 5 Dark Accent 4" w:uiPriority="50"/>
+    <w:lsdException w:name="Grid Table 6 Colorful Accent 4" w:uiPriority="51"/>
+    <w:lsdException w:name="Grid Table 7 Colorful Accent 4" w:uiPriority="52"/>
+    <w:lsdException w:name="Grid Table 1 Light Accent 5" w:uiPriority="46"/>
+    <w:lsdException w:name="Grid Table 2 Accent 5" w:uiPriority="47"/>
+    <w:lsdException w:name="Grid Table 3 Accent 5" w:uiPriority="48"/>
+    <w:lsdException w:name="Grid Table 4 Accent 5" w:uiPriority="49"/>
+    <w:lsdException w:name="Grid Table 5 Dark Accent 5" w:uiPriority="50"/>
+    <w:lsdException w:name="Grid Table 6 Colorful Accent 5" w:uiPriority="51"/>
+    <w:lsdException w:name="Grid Table 7 Colorful Accent 5" w:uiPriority="52"/>
+    <w:lsdException w:name="Grid Table 1 Light Accent 6" w:uiPriority="46"/>
+    <w:lsdException w:name="Grid Table 2 Accent 6" w:uiPriority="47"/>
+    <w:lsdException w:name="Grid Table 3 Accent 6" w:uiPriority="48"/>
+    <w:lsdException w:name="Grid Table 4 Accent 6" w:uiPriority="49"/>
+    <w:lsdException w:name="Grid Table 5 Dark Accent 6" w:uiPriority="50"/>
+    <w:lsdException w:name="Grid Table 6 Colorful Accent 6" w:uiPriority="51"/>
+    <w:lsdException w:name="Grid Table 7 Colorful Accent 6" w:uiPriority="52"/>
+    <w:lsdException w:name="List Table 1 Light" w:uiPriority="46"/>
+    <w:lsdException w:name="List Table 2" w:uiPriority="47"/>
+    <w:lsdException w:name="List Table 3" w:uiPriority="48"/>
+    <w:lsdException w:name="List Table 4" w:uiPriority="49"/>
+    <w:lsdException w:name="List Table 5 Dark" w:uiPriority="50"/>
+    <w:lsdException w:name="List Table 6 Colorful" w:uiPriority="51"/>
+    <w:lsdException w:name="List Table 7 Colorful" w:uiPriority="52"/>
+    <w:lsdException w:name="List Table 1 Light Accent 1" w:uiPriority="46"/>
+    <w:lsdException w:name="List Table 2 Accent 1" w:uiPriority="47"/>
+    <w:lsdException w:name="List Table 3 Accent 1" w:uiPriority="48"/>
+    <w:lsdException w:name="List Table 4 Accent 1" w:uiPriority="49"/>
+    <w:lsdException w:name="List Table 5 Dark Accent 1" w:uiPriority="50"/>
+    <w:lsdException w:name="List Table 6 Colorful Accent 1" w:uiPriority="51"/>
+    <w:lsdException w:name="List Table 7 Colorful Accent 1" w:uiPriority="52"/>
+    <w:lsdException w:name="List Table 1 Light Accent 2" w:uiPriority="46"/>
+    <w:lsdException w:name="List Table 2 Accent 2" w:uiPriority="47"/>
+    <w:lsdException w:name="List Table 3 Accent 2" w:uiPriority="48"/>
+    <w:lsdException w:name="List Table 4 Accent 2" w:uiPriority="49"/>
+    <w:lsdException w:name="List Table 5 Dark Accent 2" w:uiPriority="50"/>
+    <w:lsdException w:name="List Table 6 Colorful Accent 2" w:uiPriority="51"/>
+    <w:lsdException w:name="List Table 7 Colorful Accent 2" w:uiPriority="52"/>
+    <w:lsdException w:name="List Table 1 Light Accent 3" w:uiPriority="46"/>
+    <w:lsdException w:name="List Table 2 Accent 3" w:uiPriority="47"/>
+    <w:lsdException w:name="List Table 3 Accent 3" w:uiPriority="48"/>
+    <w:lsdException w:name="List Table 4 Accent 3" w:uiPriority="49"/>
+    <w:lsdException w:name="List Table 5 Dark Accent 3" w:uiPriority="50"/>
+    <w:lsdException w:name="List Table 6 Colorful Accent 3" w:uiPriority="51"/>
+    <w:lsdException w:name="List Table 7 Colorful Accent 3" w:uiPriority="52"/>
+    <w:lsdException w:name="List Table 1 Light Accent 4" w:uiPriority="46"/>
+    <w:lsdException w:name="List Table 2 Accent 4" w:uiPriority="47"/>
+    <w:lsdException w:name="List Table 3 Accent 4" w:uiPriority="48"/>
+    <w:lsdException w:name="List Table 4 Accent 4" w:uiPriority="49"/>
+    <w:lsdException w:name="List Table 5 Dark Accent 4" w:uiPriority="50"/>
+    <w:lsdException w:name="List Table 6 Colorful Accent 4" w:uiPriority="51"/>
+    <w:lsdException w:name="List Table 7 Colorful Accent 4" w:uiPriority="52"/>
+    <w:lsdException w:name="List Table 1 Light Accent 5" w:uiPriority="46"/>
+    <w:lsdException w:name="List Table 2 Accent 5" w:uiPriority="47"/>
+    <w:lsdException w:name="List Table 3 Accent 5" w:uiPriority="48"/>
+    <w:lsdException w:name="List Table 4 Accent 5" w:uiPriority="49"/>
+    <w:lsdException w:name="List Table 5 Dark Accent 5" w:uiPriority="50"/>
+    <w:lsdException w:name="List Table 6 Colorful Accent 5" w:uiPriority="51"/>
+    <w:lsdException w:name="List Table 7 Colorful Accent 5" w:uiPriority="52"/>
+    <w:lsdException w:name="List Table 1 Light Accent 6" w:uiPriority="46"/>
+    <w:lsdException w:name="List Table 2 Accent 6" w:uiPriority="47"/>
+    <w:lsdException w:name="List Table 3 Accent 6" w:uiPriority="48"/>
+    <w:lsdException w:name="List Table 4 Accent 6" w:uiPriority="49"/>
+    <w:lsdException w:name="List Table 5 Dark Accent 6" w:uiPriority="50"/>
+    <w:lsdException w:name="List Table 6 Colorful Accent 6" w:uiPriority="51"/>
+    <w:lsdException w:name="List Table 7 Colorful Accent 6" w:uiPriority="52"/>
+  </w:latentStyles>
+  <w:style w:type="paragraph" w:default="1" w:styleId="Normal">
+    <w:name w:val="Normal"/>
     <w:qFormat/>
-    <w:rPr>
-      <w:sz w:val="56"/>
-      <w:szCs w:val="56"/>
-    </w:rPr>
   </w:style>
   <w:style w:type="paragraph" w:styleId="Heading1">
-    <w:name w:val="Heading 1"/>
-    <w:basedOn w:val="Normal"/>
-    <w:next w:val="Normal"/>
+    <w:name w:val="heading 1"/>
     <w:qFormat/>
+    <w:pPr>
+      <w:outlineLvl w:val="0"/>
+    </w:pPr>
     <w:rPr>
       <w:color w:val="2E74B5"/>
-      <w:sz w:val="32"/>
-      <w:szCs w:val="32"/>
     </w:rPr>
   </w:style>
   <w:style w:type="paragraph" w:styleId="Heading2">
-    <w:name w:val="Heading 2"/>
-    <w:basedOn w:val="Normal"/>
-    <w:next w:val="Normal"/>
+    <w:name w:val="heading 2"/>
     <w:qFormat/>
+    <w:pPr>
+      <w:outlineLvl w:val="1"/>
+    </w:pPr>
     <w:rPr>
       <w:color w:val="2E74B5"/>
       <w:sz w:val="26"/>
@@ -508,10 +770,11 @@
     </w:rPr>
   </w:style>
   <w:style w:type="paragraph" w:styleId="Heading3">
-    <w:name w:val="Heading 3"/>
-    <w:basedOn w:val="Normal"/>
-    <w:next w:val="Normal"/>
+    <w:name w:val="heading 3"/>
     <w:qFormat/>
+    <w:pPr>
+      <w:outlineLvl w:val="2"/>
+    </w:pPr>
     <w:rPr>
       <w:color w:val="1F4D78"/>
       <w:sz w:val="24"/>
@@ -519,10 +782,11 @@
     </w:rPr>
   </w:style>
   <w:style w:type="paragraph" w:styleId="Heading4">
-    <w:name w:val="Heading 4"/>
-    <w:basedOn w:val="Normal"/>
-    <w:next w:val="Normal"/>
+    <w:name w:val="heading 4"/>
     <w:qFormat/>
+    <w:pPr>
+      <w:outlineLvl w:val="3"/>
+    </w:pPr>
     <w:rPr>
       <w:i/>
       <w:iCs/>
@@ -530,61 +794,92 @@
     </w:rPr>
   </w:style>
   <w:style w:type="paragraph" w:styleId="Heading5">
-    <w:name w:val="Heading 5"/>
-    <w:basedOn w:val="Normal"/>
-    <w:next w:val="Normal"/>
+    <w:name w:val="heading 5"/>
     <w:qFormat/>
+    <w:pPr>
+      <w:outlineLvl w:val="4"/>
+    </w:pPr>
     <w:rPr>
       <w:color w:val="2E74B5"/>
     </w:rPr>
   </w:style>
   <w:style w:type="paragraph" w:styleId="Heading6">
-    <w:name w:val="Heading 6"/>
-    <w:basedOn w:val="Normal"/>
-    <w:next w:val="Normal"/>
+    <w:name w:val="heading 6"/>
     <w:qFormat/>
+    <w:pPr>
+      <w:outlineLvl w:val="5"/>
+    </w:pPr>
     <w:rPr>
       <w:color w:val="1F4D78"/>
     </w:rPr>
   </w:style>
-  <w:style w:type="paragraph" w:styleId="Strong">
-    <w:name w:val="Strong"/>
-    <w:basedOn w:val="Normal"/>
-    <w:next w:val="Normal"/>
-    <w:qFormat/>
-    <w:rPr>
-      <w:b/>
-      <w:bCs/>
-    </w:rPr>
-  </w:style>
-  <w:style w:type="paragraph" w:styleId="ListParagraph">
-    <w:name w:val="List Paragraph"/>
-    <w:basedOn w:val="Normal"/>
-    <w:qFormat/>
-  </w:style>
-  <w:style w:type="character" w:styleId="Hyperlink">
-    <w:name w:val="Hyperlink"/>
-    <w:basedOn w:val="DefaultParagraphFont"/>
-    <w:uiPriority w:val="99"/>
+  <w:style w:type="character" w:default="1" w:styleId="DefaultParagraphFont">
+    <w:name w:val="Default Paragraph Font"/>
+    <w:uiPriority w:val="1"/>
+    <w:semiHidden/>
     <w:unhideWhenUsed/>
-    <w:rPr>
-      <w:color w:val="0563C1"/>
-      <w:u w:val="single"/>
-    </w:rPr>
-  </w:style>
-  <w:style w:type="character" w:styleId="FootnoteReference">
-    <w:name w:val="footnote reference"/>
-    <w:basedOn w:val="DefaultParagraphFont"/>
+  </w:style>
+  <w:style w:type="table" w:default="1" w:styleId="TableNormal">
+    <w:name w:val="Normal Table"/>
     <w:uiPriority w:val="99"/>
     <w:semiHidden/>
     <w:unhideWhenUsed/>
+    <w:tblPr>
+      <w:tblInd w:w="0" w:type="dxa"/>
+      <w:tblCellMar>
+        <w:top w:w="0" w:type="dxa"/>
+        <w:left w:w="108" w:type="dxa"/>
+        <w:bottom w:w="0" w:type="dxa"/>
+        <w:right w:w="108" w:type="dxa"/>
+      </w:tblCellMar>
+    </w:tblPr>
+  </w:style>
+  <w:style w:type="numbering" w:default="1" w:styleId="NoList">
+    <w:name w:val="No List"/>
+    <w:uiPriority w:val="99"/>
+    <w:semiHidden/>
+    <w:unhideWhenUsed/>
+  </w:style>
+  <w:style w:type="paragraph" w:styleId="Title">
+    <w:name w:val="Title"/>
+    <w:qFormat/>
+    <w:rPr>
+      <w:sz w:val="56"/>
+      <w:szCs w:val="56"/>
+    </w:rPr>
+  </w:style>
+  <w:style w:type="paragraph" w:customStyle="1" w:styleId="Strong1">
+    <w:name w:val="Strong1"/>
+    <w:qFormat/>
+    <w:rPr>
+      <w:b/>
+      <w:bCs/>
+    </w:rPr>
+  </w:style>
+  <w:style w:type="paragraph" w:styleId="ListParagraph">
+    <w:name w:val="List Paragraph"/>
+    <w:qFormat/>
+  </w:style>
+  <w:style w:type="character" w:styleId="Hyperlink">
+    <w:name w:val="Hyperlink"/>
+    <w:uiPriority w:val="99"/>
+    <w:unhideWhenUsed/>
+    <w:rPr>
+      <w:color w:val="0563C1"/>
+      <w:u w:val="single"/>
+    </w:rPr>
+  </w:style>
+  <w:style w:type="character" w:styleId="FootnoteReference">
+    <w:name w:val="footnote reference"/>
+    <w:uiPriority w:val="99"/>
+    <w:semiHidden/>
+    <w:unhideWhenUsed/>
     <w:rPr>
       <w:vertAlign w:val="superscript"/>
     </w:rPr>
   </w:style>
   <w:style w:type="paragraph" w:styleId="FootnoteText">
     <w:name w:val="footnote text"/>
-    <w:basedOn w:val="Normal"/>
     <w:link w:val="FootnoteTextChar"/>
     <w:uiPriority w:val="99"/>
     <w:semiHidden/>
@@ -597,9 +892,8 @@
       <w:szCs w:val="20"/>
     </w:rPr>
   </w:style>
-  <w:style w:type="character" w:styleId="FootnoteTextChar">
+  <w:style w:type="character" w:customStyle="1" w:styleId="FootnoteTextChar">
     <w:name w:val="Footnote Text Char"/>
-    <w:basedOn w:val="DefaultParagraphFont"/>
     <w:link w:val="FootnoteText"/>
     <w:uiPriority w:val="99"/>
     <w:semiHidden/>
@@ -611,7 +905,6 @@
   </w:style>
   <w:style w:type="character" w:styleId="EndnoteReference">
     <w:name w:val="endnote reference"/>
-    <w:basedOn w:val="DefaultParagraphFont"/>
     <w:uiPriority w:val="99"/>
     <w:semiHidden/>
     <w:unhideWhenUsed/>
@@ -621,7 +914,6 @@
   </w:style>
   <w:style w:type="paragraph" w:styleId="EndnoteText">
     <w:name w:val="endnote text"/>
-    <w:basedOn w:val="Normal"/>
     <w:link w:val="EndnoteTextChar"/>
     <w:uiPriority w:val="99"/>
     <w:semiHidden/>
@@ -634,9 +926,8 @@
       <w:szCs w:val="20"/>
     </w:rPr>
   </w:style>
-  <w:style w:type="character" w:styleId="EndnoteTextChar">
+  <w:style w:type="character" w:customStyle="1" w:styleId="EndnoteTextChar">
     <w:name w:val="Endnote Text Char"/>
-    <w:basedOn w:val="DefaultParagraphFont"/>
     <w:link w:val="EndnoteText"/>
     <w:uiPriority w:val="99"/>
     <w:semiHidden/>
@@ -646,5 +937,310 @@
       <w:szCs w:val="20"/>
     </w:rPr>
   </w:style>
+  <w:style w:type="paragraph" w:styleId="Header">
+    <w:name w:val="header"/>
+    <w:basedOn w:val="Normal"/>
+    <w:link w:val="HeaderChar"/>
+    <w:uiPriority w:val="99"/>
+    <w:unhideWhenUsed/>
+    <w:rsid w:val="00B66FE0"/>
+    <w:pPr>
+      <w:tabs>
+        <w:tab w:val="center" w:pos="4320"/>
+        <w:tab w:val="right" w:pos="8640"/>
+      </w:tabs>
+      <w:spacing w:before="0" w:after="0" w:line="240" w:lineRule="auto"/>
+    </w:pPr>
+  </w:style>
+  <w:style w:type="character" w:customStyle="1" w:styleId="HeaderChar">
+    <w:name w:val="Header Char"/>
+    <w:basedOn w:val="DefaultParagraphFont"/>
+    <w:link w:val="Header"/>
+    <w:uiPriority w:val="99"/>
+    <w:rsid w:val="00B66FE0"/>
+  </w:style>
+  <w:style w:type="paragraph" w:styleId="Footer">
+    <w:name w:val="footer"/>
+    <w:basedOn w:val="Normal"/>
+    <w:link w:val="FooterChar"/>
+    <w:uiPriority w:val="99"/>
+    <w:unhideWhenUsed/>
+    <w:rsid w:val="00B66FE0"/>
+    <w:pPr>
+      <w:tabs>
+        <w:tab w:val="center" w:pos="4320"/>
+        <w:tab w:val="right" w:pos="8640"/>
+      </w:tabs>
+      <w:spacing w:before="0" w:after="0" w:line="240" w:lineRule="auto"/>
+    </w:pPr>
+  </w:style>
+  <w:style w:type="character" w:customStyle="1" w:styleId="FooterChar">
+    <w:name w:val="Footer Char"/>
+    <w:basedOn w:val="DefaultParagraphFont"/>
+    <w:link w:val="Footer"/>
+    <w:uiPriority w:val="99"/>
+    <w:rsid w:val="00B66FE0"/>
+  </w:style>
 </w:styles>
+</file>
+
+<file path=word/theme/theme1.xml><?xml version="1.0" encoding="utf-8"?>
+<a:theme xmlns:a="http://schemas.openxmlformats.org/drawingml/2006/main" name="Office Theme">
+  <a:themeElements>
+    <a:clrScheme name="Office">
+      <a:dk1>
+        <a:sysClr val="windowText" lastClr="000000"/>
+      </a:dk1>
+      <a:lt1>
+        <a:sysClr val="window" lastClr="FFFFFF"/>
+      </a:lt1>
+      <a:dk2>
+        <a:srgbClr val="44546A"/>
+      </a:dk2>
+      <a:lt2>
+        <a:srgbClr val="E7E6E6"/>
+      </a:lt2>
+      <a:accent1>
+        <a:srgbClr val="5B9BD5"/>
+      </a:accent1>
+      <a:accent2>
+        <a:srgbClr val="ED7D31"/>
+      </a:accent2>
+      <a:accent3>
+        <a:srgbClr val="A5A5A5"/>
+      </a:accent3>
+      <a:accent4>
+        <a:srgbClr val="FFC000"/>
+      </a:accent4>
+      <a:accent5>
+        <a:srgbClr val="4472C4"/>
+      </a:accent5>
+      <a:accent6>
+        <a:srgbClr val="70AD47"/>
+      </a:accent6>
+      <a:hlink>
+        <a:srgbClr val="0563C1"/>
+      </a:hlink>
+      <a:folHlink>
+        <a:srgbClr val="954F72"/>
+      </a:folHlink>
+    </a:clrScheme>
+    <a:fontScheme name="Office">
+      <a:majorFont>
+        <a:latin typeface="Calibri Light" panose="020F0302020204030204"/>
+        <a:ea typeface=""/>
+        <a:cs typeface=""/>
+        <a:font script="Jpan" typeface="游ゴシック Light"/>
+        <a:font script="Hang" typeface="맑은 고딕"/>
+        <a:font script="Hans" typeface="等线 Light"/>
+        <a:font script="Hant" typeface="新細明體"/>
+        <a:font script="Arab" typeface="Times New Roman"/>
+        <a:font script="Hebr" typeface="Times New Roman"/>
+        <a:font script="Thai" typeface="Angsana New"/>
+        <a:font script="Ethi" typeface="Nyala"/>
+        <a:font script="Beng" typeface="Vrinda"/>
+        <a:font script="Gujr" typeface="Shruti"/>
+        <a:font script="Khmr" typeface="MoolBoran"/>
+        <a:font script="Knda" typeface="Tunga"/>
+        <a:font script="Guru" typeface="Raavi"/>
+        <a:font script="Cans" typeface="Euphemia"/>
+        <a:font script="Cher" typeface="Plantagenet Cherokee"/>
+        <a:font script="Yiii" typeface="Microsoft Yi Baiti"/>
+        <a:font script="Tibt" typeface="Microsoft Himalaya"/>
+        <a:font script="Thaa" typeface="MV Boli"/>
+        <a:font script="Deva" typeface="Mangal"/>
+        <a:font script="Telu" typeface="Gautami"/>
+        <a:font script="Taml" typeface="Latha"/>
+        <a:font script="Syrc" typeface="Estrangelo Edessa"/>
+        <a:font script="Orya" typeface="Kalinga"/>
+        <a:font script="Mlym" typeface="Kartika"/>
+        <a:font script="Laoo" typeface="DokChampa"/>
+        <a:font script="Sinh" typeface="Iskoola Pota"/>
+        <a:font script="Mong" typeface="Mongolian Baiti"/>
+        <a:font script="Viet" typeface="Times New Roman"/>
+        <a:font script="Uigh" typeface="Microsoft Uighur"/>
+        <a:font script="Geor" typeface="Sylfaen"/>
+      </a:majorFont>
+      <a:minorFont>
+        <a:latin typeface="Calibri" panose="020F0502020204030204"/>
+        <a:ea typeface=""/>
+        <a:cs typeface=""/>
+        <a:font script="Jpan" typeface="游明朝"/>
+        <a:font script="Hang" typeface="맑은 고딕"/>
+        <a:font script="Hans" typeface="等线"/>
+        <a:font script="Hant" typeface="新細明體"/>
+        <a:font script="Arab" typeface="Arial"/>
+        <a:font script="Hebr" typeface="Arial"/>
+        <a:font script="Thai" typeface="Cordia New"/>
+        <a:font script="Ethi" typeface="Nyala"/>
+        <a:font script="Beng" typeface="Vrinda"/>
+        <a:font script="Gujr" typeface="Shruti"/>
+        <a:font script="Khmr" typeface="DaunPenh"/>
+        <a:font script="Knda" typeface="Tunga"/>
+        <a:font script="Guru" typeface="Raavi"/>
+        <a:font script="Cans" typeface="Euphemia"/>
+        <a:font script="Cher" typeface="Plantagenet Cherokee"/>
+        <a:font script="Yiii" typeface="Microsoft Yi Baiti"/>
+        <a:font script="Tibt" typeface="Microsoft Himalaya"/>
+        <a:font script="Thaa" typeface="MV Boli"/>
+        <a:font script="Deva" typeface="Mangal"/>
+        <a:font script="Telu" typeface="Gautami"/>
+        <a:font script="Taml" typeface="Latha"/>
+        <a:font script="Syrc" typeface="Estrangelo Edessa"/>
+        <a:font script="Orya" typeface="Kalinga"/>
+        <a:font script="Mlym" typeface="Kartika"/>
+        <a:font script="Laoo" typeface="DokChampa"/>
+        <a:font script="Sinh" typeface="Iskoola Pota"/>
+        <a:font script="Mong" typeface="Mongolian Baiti"/>
+        <a:font script="Viet" typeface="Arial"/>
+        <a:font script="Uigh" typeface="Microsoft Uighur"/>
+        <a:font script="Geor" typeface="Sylfaen"/>
+      </a:minorFont>
+    </a:fontScheme>
+    <a:fmtScheme name="Office">
+      <a:fillStyleLst>
+        <a:solidFill>
+          <a:schemeClr val="phClr"/>
+        </a:solidFill>
+        <a:gradFill rotWithShape="1">
+          <a:gsLst>
+            <a:gs pos="0">
+              <a:schemeClr val="phClr">
+                <a:lumMod val="110000"/>
+                <a:satMod val="105000"/>
+                <a:tint val="67000"/>
+              </a:schemeClr>
+            </a:gs>
+            <a:gs pos="50000">
+              <a:schemeClr val="phClr">
+                <a:lumMod val="105000"/>
+                <a:satMod val="103000"/>
+                <a:tint val="73000"/>
+              </a:schemeClr>
+            </a:gs>
+            <a:gs pos="100000">
+              <a:schemeClr val="phClr">
+                <a:lumMod val="105000"/>
+                <a:satMod val="109000"/>
+                <a:tint val="81000"/>
+              </a:schemeClr>
+            </a:gs>
+          </a:gsLst>
+          <a:lin ang="5400000" scaled="0"/>
+        </a:gradFill>
+        <a:gradFill rotWithShape="1">
+          <a:gsLst>
+            <a:gs pos="0">
+              <a:schemeClr val="phClr">
+                <a:satMod val="103000"/>
+                <a:lumMod val="102000"/>
+                <a:tint val="94000"/>
+              </a:schemeClr>
+            </a:gs>
+            <a:gs pos="50000">
+              <a:schemeClr val="phClr">
+                <a:satMod val="110000"/>
+                <a:lumMod val="100000"/>
+                <a:shade val="100000"/>
+              </a:schemeClr>
+            </a:gs>
+            <a:gs pos="100000">
+              <a:schemeClr val="phClr">
+                <a:lumMod val="99000"/>
+                <a:satMod val="120000"/>
+                <a:shade val="78000"/>
+              </a:schemeClr>
+            </a:gs>
+          </a:gsLst>
+          <a:lin ang="5400000" scaled="0"/>
+        </a:gradFill>
+      </a:fillStyleLst>
+      <a:lnStyleLst>
+        <a:ln w="6350" cap="flat" cmpd="sng" algn="ctr">
+          <a:solidFill>
+            <a:schemeClr val="phClr"/>
+          </a:solidFill>
+          <a:prstDash val="solid"/>
+          <a:miter lim="800000"/>
+        </a:ln>
+        <a:ln w="12700" cap="flat" cmpd="sng" algn="ctr">
+          <a:solidFill>
+            <a:schemeClr val="phClr"/>
+          </a:solidFill>
+          <a:prstDash val="solid"/>
+          <a:miter lim="800000"/>
+        </a:ln>
+        <a:ln w="19050" cap="flat" cmpd="sng" algn="ctr">
+          <a:solidFill>
+            <a:schemeClr val="phClr"/>
+          </a:solidFill>
+          <a:prstDash val="solid"/>
+          <a:miter lim="800000"/>
+        </a:ln>
+      </a:lnStyleLst>
+      <a:effectStyleLst>
+        <a:effectStyle>
+          <a:effectLst/>
+        </a:effectStyle>
+        <a:effectStyle>
+          <a:effectLst/>
+        </a:effectStyle>
+        <a:effectStyle>
+          <a:effectLst>
+            <a:outerShdw blurRad="57150" dist="19050" dir="5400000" algn="ctr" rotWithShape="0">
+              <a:srgbClr val="000000">
+                <a:alpha val="63000"/>
+              </a:srgbClr>
+            </a:outerShdw>
+          </a:effectLst>
+        </a:effectStyle>
+      </a:effectStyleLst>
+      <a:bgFillStyleLst>
+        <a:solidFill>
+          <a:schemeClr val="phClr"/>
+        </a:solidFill>
+        <a:solidFill>
+          <a:schemeClr val="phClr">
+            <a:tint val="95000"/>
+            <a:satMod val="170000"/>
+          </a:schemeClr>
+        </a:solidFill>
+        <a:gradFill rotWithShape="1">
+          <a:gsLst>
+            <a:gs pos="0">
+              <a:schemeClr val="phClr">
+                <a:tint val="93000"/>
+                <a:satMod val="150000"/>
+                <a:shade val="98000"/>
+                <a:lumMod val="102000"/>
+              </a:schemeClr>
+            </a:gs>
+            <a:gs pos="50000">
+              <a:schemeClr val="phClr">
+                <a:tint val="98000"/>
+                <a:satMod val="130000"/>
+                <a:shade val="90000"/>
+                <a:lumMod val="103000"/>
+              </a:schemeClr>
+            </a:gs>
+            <a:gs pos="100000">
+              <a:schemeClr val="phClr">
+                <a:shade val="63000"/>
+                <a:satMod val="120000"/>
+              </a:schemeClr>
+            </a:gs>
+          </a:gsLst>
+          <a:lin ang="5400000" scaled="0"/>
+        </a:gradFill>
+      </a:bgFillStyleLst>
+    </a:fmtScheme>
+  </a:themeElements>
+  <a:objectDefaults/>
+  <a:extraClrSchemeLst/>
+  <a:extLst>
+    <a:ext uri="{05A4C25C-085E-4340-85A3-A5531E510DB2}">
+      <thm15:themeFamily xmlns:thm15="http://schemas.microsoft.com/office/thememl/2012/main" name="Office Theme" id="{62F939B6-93AF-4DB8-9C6B-D6C7DFDC589F}" vid="{4A3C46E8-61CC-4603-A589-7422A47A8E4A}"/>
+    </a:ext>
+  </a:extLst>
+</a:theme>
 </file>